--- a/docs/tech/이메일_도메인_변경_방법.docx
+++ b/docs/tech/이메일_도메인_변경_방법.docx
@@ -7,11 +7,19 @@
         <w:pStyle w:val="a3"/>
       </w:pPr>
       <w:bookmarkStart w:id="0" w:name="_Toc1267715"/>
-      <w:r>
-        <w:rPr>
-          <w:rFonts w:hint="eastAsia"/>
-        </w:rPr>
-        <w:t>이메일 도메인 변경 방법</w:t>
+      <w:proofErr w:type="spellStart"/>
+      <w:r>
+        <w:rPr>
+          <w:rFonts w:hint="eastAsia"/>
+        </w:rPr>
+        <w:t>이메일</w:t>
+      </w:r>
+      <w:proofErr w:type="spellEnd"/>
+      <w:r>
+        <w:rPr>
+          <w:rFonts w:hint="eastAsia"/>
+        </w:rPr>
+        <w:t xml:space="preserve"> 도메인 변경 방법</w:t>
       </w:r>
       <w:bookmarkEnd w:id="0"/>
     </w:p>
@@ -21,7 +29,49 @@
         <w:rPr>
           <w:rFonts w:hint="eastAsia"/>
         </w:rPr>
-        <w:t>이미 이메일 도메인이 설정된 시스템에서 기존 이메일 도메인을 새로운 이메일 도메인으로 변경하기 위한 절차를</w:t>
+        <w:t xml:space="preserve">이미 </w:t>
+      </w:r>
+      <w:proofErr w:type="spellStart"/>
+      <w:r>
+        <w:rPr>
+          <w:rFonts w:hint="eastAsia"/>
+        </w:rPr>
+        <w:t>이메일</w:t>
+      </w:r>
+      <w:proofErr w:type="spellEnd"/>
+      <w:r>
+        <w:rPr>
+          <w:rFonts w:hint="eastAsia"/>
+        </w:rPr>
+        <w:t xml:space="preserve"> 도메인이 설정된 시스템에서 기존 </w:t>
+      </w:r>
+      <w:proofErr w:type="spellStart"/>
+      <w:r>
+        <w:rPr>
+          <w:rFonts w:hint="eastAsia"/>
+        </w:rPr>
+        <w:t>이메일</w:t>
+      </w:r>
+      <w:proofErr w:type="spellEnd"/>
+      <w:r>
+        <w:rPr>
+          <w:rFonts w:hint="eastAsia"/>
+        </w:rPr>
+        <w:t xml:space="preserve"> 도메인을 새로운 </w:t>
+      </w:r>
+      <w:proofErr w:type="spellStart"/>
+      <w:r>
+        <w:rPr>
+          <w:rFonts w:hint="eastAsia"/>
+        </w:rPr>
+        <w:t>이메일</w:t>
+      </w:r>
+      <w:proofErr w:type="spellEnd"/>
+      <w:r>
+        <w:rPr>
+          <w:rFonts w:hint="eastAsia"/>
+        </w:rPr>
+        <w:t xml:space="preserve"> 도메인으로 변경하기 위한 절차를</w:t>
       </w:r>
       <w:r>
         <w:t xml:space="preserve"> </w:t>
@@ -544,12 +594,20 @@
         <w:pStyle w:val="1"/>
       </w:pPr>
       <w:bookmarkStart w:id="1" w:name="_Toc1267716"/>
+      <w:proofErr w:type="spellStart"/>
       <w:r>
         <w:rPr>
           <w:rFonts w:hint="eastAsia"/>
         </w:rPr>
         <w:lastRenderedPageBreak/>
-        <w:t>이메일 도메인 변경</w:t>
+        <w:t>이메일</w:t>
+      </w:r>
+      <w:proofErr w:type="spellEnd"/>
+      <w:r>
+        <w:rPr>
+          <w:rFonts w:hint="eastAsia"/>
+        </w:rPr>
+        <w:t xml:space="preserve"> 도메인 변경</w:t>
       </w:r>
       <w:bookmarkEnd w:id="1"/>
     </w:p>
@@ -558,11 +616,19 @@
         <w:pStyle w:val="2"/>
       </w:pPr>
       <w:bookmarkStart w:id="2" w:name="_Toc1267717"/>
-      <w:r>
-        <w:rPr>
-          <w:rFonts w:hint="eastAsia"/>
-        </w:rPr>
-        <w:t xml:space="preserve">이메일 도메인이 다른 </w:t>
+      <w:proofErr w:type="spellStart"/>
+      <w:r>
+        <w:rPr>
+          <w:rFonts w:hint="eastAsia"/>
+        </w:rPr>
+        <w:t>이메일</w:t>
+      </w:r>
+      <w:proofErr w:type="spellEnd"/>
+      <w:r>
+        <w:rPr>
+          <w:rFonts w:hint="eastAsia"/>
+        </w:rPr>
+        <w:t xml:space="preserve"> 도메인이 다른 </w:t>
       </w:r>
       <w:r>
         <w:t>2</w:t>
@@ -571,42 +637,91 @@
         <w:rPr>
           <w:rFonts w:hint="eastAsia"/>
         </w:rPr>
-        <w:t>개의 회사의 이메일 도메인을 동일 도메인으로 변경</w:t>
+        <w:t xml:space="preserve">개의 회사의 </w:t>
+      </w:r>
+      <w:proofErr w:type="spellStart"/>
+      <w:r>
+        <w:rPr>
+          <w:rFonts w:hint="eastAsia"/>
+        </w:rPr>
+        <w:t>이메일</w:t>
+      </w:r>
+      <w:proofErr w:type="spellEnd"/>
+      <w:r>
+        <w:rPr>
+          <w:rFonts w:hint="eastAsia"/>
+        </w:rPr>
+        <w:t xml:space="preserve"> 도메인을 동일 도메인으로 변경</w:t>
       </w:r>
       <w:bookmarkEnd w:id="2"/>
     </w:p>
     <w:p>
-      <w:pPr>
-        <w:rPr>
-          <w:rFonts w:hint="eastAsia"/>
-        </w:rPr>
-      </w:pPr>
-      <w:r>
-        <w:rPr>
-          <w:rFonts w:hint="eastAsia"/>
-        </w:rPr>
-        <w:t xml:space="preserve">료비 </w:t>
-      </w:r>
-      <w:r>
-        <w:t xml:space="preserve">ezEKP </w:t>
-      </w:r>
-      <w:r>
-        <w:rPr>
-          <w:rFonts w:hint="eastAsia"/>
-        </w:rPr>
-        <w:t>서버의 예를 들어 이메일 도메인 변경 절차를 기술한다.</w:t>
-      </w:r>
-      <w:r>
-        <w:t xml:space="preserve"> </w:t>
-      </w:r>
-      <w:r>
-        <w:rPr>
-          <w:rFonts w:hint="eastAsia"/>
-        </w:rPr>
-        <w:t xml:space="preserve">료비 </w:t>
-      </w:r>
-      <w:r>
-        <w:t xml:space="preserve">ezEKP </w:t>
+      <w:proofErr w:type="spellStart"/>
+      <w:r>
+        <w:rPr>
+          <w:rFonts w:hint="eastAsia"/>
+        </w:rPr>
+        <w:t>료비</w:t>
+      </w:r>
+      <w:proofErr w:type="spellEnd"/>
+      <w:r>
+        <w:rPr>
+          <w:rFonts w:hint="eastAsia"/>
+        </w:rPr>
+        <w:t xml:space="preserve"> </w:t>
+      </w:r>
+      <w:proofErr w:type="spellStart"/>
+      <w:r>
+        <w:t>ezEKP</w:t>
+      </w:r>
+      <w:proofErr w:type="spellEnd"/>
+      <w:r>
+        <w:t xml:space="preserve"> </w:t>
+      </w:r>
+      <w:r>
+        <w:rPr>
+          <w:rFonts w:hint="eastAsia"/>
+        </w:rPr>
+        <w:t xml:space="preserve">서버의 예를 들어 </w:t>
+      </w:r>
+      <w:proofErr w:type="spellStart"/>
+      <w:r>
+        <w:rPr>
+          <w:rFonts w:hint="eastAsia"/>
+        </w:rPr>
+        <w:t>이메일</w:t>
+      </w:r>
+      <w:proofErr w:type="spellEnd"/>
+      <w:r>
+        <w:rPr>
+          <w:rFonts w:hint="eastAsia"/>
+        </w:rPr>
+        <w:t xml:space="preserve"> 도메인 변경 절차를 기술한다.</w:t>
+      </w:r>
+      <w:r>
+        <w:t xml:space="preserve"> </w:t>
+      </w:r>
+      <w:proofErr w:type="spellStart"/>
+      <w:r>
+        <w:rPr>
+          <w:rFonts w:hint="eastAsia"/>
+        </w:rPr>
+        <w:t>료비</w:t>
+      </w:r>
+      <w:proofErr w:type="spellEnd"/>
+      <w:r>
+        <w:rPr>
+          <w:rFonts w:hint="eastAsia"/>
+        </w:rPr>
+        <w:t xml:space="preserve"> </w:t>
+      </w:r>
+      <w:proofErr w:type="spellStart"/>
+      <w:r>
+        <w:t>ezEKP</w:t>
+      </w:r>
+      <w:proofErr w:type="spellEnd"/>
+      <w:r>
+        <w:t xml:space="preserve"> </w:t>
       </w:r>
       <w:r>
         <w:rPr>
@@ -618,7 +733,21 @@
         <w:rPr>
           <w:rFonts w:hint="eastAsia"/>
         </w:rPr>
-        <w:t xml:space="preserve">의 경우 테넌트 도메인은 </w:t>
+        <w:t xml:space="preserve">의 경우 </w:t>
+      </w:r>
+      <w:proofErr w:type="spellStart"/>
+      <w:r>
+        <w:rPr>
+          <w:rFonts w:hint="eastAsia"/>
+        </w:rPr>
+        <w:t>테넌트</w:t>
+      </w:r>
+      <w:proofErr w:type="spellEnd"/>
+      <w:r>
+        <w:rPr>
+          <w:rFonts w:hint="eastAsia"/>
+        </w:rPr>
+        <w:t xml:space="preserve"> 도메인은 </w:t>
       </w:r>
       <w:r>
         <w:t>ezekp.com</w:t>
@@ -651,7 +780,21 @@
         <w:rPr>
           <w:rFonts w:hint="eastAsia"/>
         </w:rPr>
-        <w:t xml:space="preserve"> 각 회사의 이메일 도메인은 다음과 같다.</w:t>
+        <w:t xml:space="preserve"> 각 회사의 </w:t>
+      </w:r>
+      <w:proofErr w:type="spellStart"/>
+      <w:r>
+        <w:rPr>
+          <w:rFonts w:hint="eastAsia"/>
+        </w:rPr>
+        <w:t>이메일</w:t>
+      </w:r>
+      <w:proofErr w:type="spellEnd"/>
+      <w:r>
+        <w:rPr>
+          <w:rFonts w:hint="eastAsia"/>
+        </w:rPr>
+        <w:t xml:space="preserve"> 도메인은 다음과 같다.</w:t>
       </w:r>
     </w:p>
     <w:p>
@@ -663,12 +806,14 @@
         </w:numPr>
         <w:ind w:leftChars="0"/>
       </w:pPr>
+      <w:proofErr w:type="spellStart"/>
       <w:r>
         <w:rPr>
           <w:rFonts w:hint="eastAsia"/>
         </w:rPr>
         <w:t>료비홀딩스</w:t>
       </w:r>
+      <w:proofErr w:type="spellEnd"/>
       <w:r>
         <w:t xml:space="preserve"> – </w:t>
       </w:r>
@@ -688,11 +833,19 @@
         </w:numPr>
         <w:ind w:leftChars="0"/>
       </w:pPr>
-      <w:r>
-        <w:rPr>
-          <w:rFonts w:hint="eastAsia"/>
-        </w:rPr>
-        <w:t xml:space="preserve">오카야마교통 </w:t>
+      <w:proofErr w:type="spellStart"/>
+      <w:r>
+        <w:rPr>
+          <w:rFonts w:hint="eastAsia"/>
+        </w:rPr>
+        <w:t>오카야마교통</w:t>
+      </w:r>
+      <w:proofErr w:type="spellEnd"/>
+      <w:r>
+        <w:rPr>
+          <w:rFonts w:hint="eastAsia"/>
+        </w:rPr>
+        <w:t xml:space="preserve"> </w:t>
       </w:r>
       <w:r>
         <w:t>–</w:t>
@@ -718,7 +871,21 @@
         <w:rPr>
           <w:rFonts w:hint="eastAsia"/>
         </w:rPr>
-        <w:t xml:space="preserve">개의 이메일 도메인을 </w:t>
+        <w:t xml:space="preserve">개의 </w:t>
+      </w:r>
+      <w:proofErr w:type="spellStart"/>
+      <w:r>
+        <w:rPr>
+          <w:rFonts w:hint="eastAsia"/>
+        </w:rPr>
+        <w:t>이메일</w:t>
+      </w:r>
+      <w:proofErr w:type="spellEnd"/>
+      <w:r>
+        <w:rPr>
+          <w:rFonts w:hint="eastAsia"/>
+        </w:rPr>
+        <w:t xml:space="preserve"> 도메인을 </w:t>
       </w:r>
       <w:r>
         <w:t>ryobi-group.net</w:t>
@@ -746,8 +913,13 @@
         </w:numPr>
         <w:ind w:leftChars="0"/>
       </w:pPr>
-      <w:r>
-        <w:t xml:space="preserve">james_domain </w:t>
+      <w:proofErr w:type="spellStart"/>
+      <w:r>
+        <w:t>james_domain</w:t>
+      </w:r>
+      <w:proofErr w:type="spellEnd"/>
+      <w:r>
+        <w:t xml:space="preserve"> </w:t>
       </w:r>
       <w:r>
         <w:rPr>
@@ -774,25 +946,7 @@
         <w:rPr>
           <w:rFonts w:hint="eastAsia"/>
         </w:rPr>
-        <w:t xml:space="preserve">하고 </w:t>
-      </w:r>
-      <w:r>
-        <w:rPr>
-          <w:rFonts w:hint="eastAsia"/>
-        </w:rPr>
-        <w:t>ryobi-holdings.jp</w:t>
-      </w:r>
-      <w:r>
-        <w:rPr>
-          <w:rFonts w:hint="eastAsia"/>
-        </w:rPr>
-        <w:t xml:space="preserve">와 </w:t>
-      </w:r>
-      <w:r>
-        <w:rPr>
-          <w:rFonts w:hint="eastAsia"/>
-        </w:rPr>
-        <w:t>okayama-kotsu.co.</w:t>
+        <w:t>하고 ryobi-holdings.jp와 okayama-kotsu.co.</w:t>
       </w:r>
       <w:r>
         <w:t>jp</w:t>
@@ -813,9 +967,11 @@
         </w:numPr>
         <w:ind w:leftChars="0"/>
       </w:pPr>
+      <w:proofErr w:type="spellStart"/>
       <w:r>
         <w:t>tbl_company_config</w:t>
       </w:r>
+      <w:proofErr w:type="spellEnd"/>
       <w:r>
         <w:t xml:space="preserve"> </w:t>
       </w:r>
@@ -825,9 +981,11 @@
         </w:rPr>
         <w:t xml:space="preserve">테이블에 있는 각 회사의 </w:t>
       </w:r>
+      <w:proofErr w:type="spellStart"/>
       <w:r>
         <w:t>DomainName</w:t>
       </w:r>
+      <w:proofErr w:type="spellEnd"/>
       <w:r>
         <w:rPr>
           <w:rFonts w:hint="eastAsia"/>
@@ -859,9 +1017,11 @@
         </w:numPr>
         <w:ind w:leftChars="0"/>
       </w:pPr>
+      <w:proofErr w:type="spellStart"/>
       <w:r>
         <w:t>tbl_tenant_config</w:t>
       </w:r>
+      <w:proofErr w:type="spellEnd"/>
       <w:r>
         <w:t xml:space="preserve"> </w:t>
       </w:r>
@@ -877,9 +1037,11 @@
         </w:rPr>
         <w:t xml:space="preserve">과 </w:t>
       </w:r>
+      <w:proofErr w:type="spellStart"/>
       <w:r>
         <w:t>jmocha_tenant_config</w:t>
       </w:r>
+      <w:proofErr w:type="spellEnd"/>
       <w:r>
         <w:t xml:space="preserve"> </w:t>
       </w:r>
@@ -895,12 +1057,15 @@
         </w:rPr>
         <w:t xml:space="preserve"> </w:t>
       </w:r>
+      <w:proofErr w:type="spellStart"/>
       <w:r>
         <w:t>MailInnerDomain</w:t>
       </w:r>
-      <w:r>
-        <w:t xml:space="preserve"> </w:t>
-      </w:r>
+      <w:proofErr w:type="spellEnd"/>
+      <w:r>
+        <w:t xml:space="preserve"> </w:t>
+      </w:r>
+      <w:proofErr w:type="spellStart"/>
       <w:r>
         <w:rPr>
           <w:rFonts w:hint="eastAsia"/>
@@ -911,13 +1076,14 @@
         <w:rPr>
           <w:rFonts w:hint="eastAsia"/>
         </w:rPr>
-        <w:t xml:space="preserve">값에서 다음과 같이 </w:t>
-      </w:r>
-      <w:r>
-        <w:rPr>
-          <w:rFonts w:hint="eastAsia"/>
-        </w:rPr>
-        <w:t>ryobi-holdings.jp와 okayama-kotsu.co.</w:t>
+        <w:t>값에서</w:t>
+      </w:r>
+      <w:proofErr w:type="spellEnd"/>
+      <w:r>
+        <w:rPr>
+          <w:rFonts w:hint="eastAsia"/>
+        </w:rPr>
+        <w:t xml:space="preserve"> 다음과 같이 ryobi-holdings.jp와 okayama-kotsu.co.</w:t>
       </w:r>
       <w:r>
         <w:t>jp</w:t>
@@ -926,13 +1092,7 @@
         <w:rPr>
           <w:rFonts w:hint="eastAsia"/>
         </w:rPr>
-        <w:t>를 삭제</w:t>
-      </w:r>
-      <w:r>
-        <w:rPr>
-          <w:rFonts w:hint="eastAsia"/>
-        </w:rPr>
-        <w:t xml:space="preserve">하고 </w:t>
+        <w:t xml:space="preserve">를 삭제하고 </w:t>
       </w:r>
       <w:r>
         <w:t>ryobi-group.net</w:t>
@@ -960,9 +1120,11 @@
         </w:numPr>
         <w:ind w:leftChars="0"/>
       </w:pPr>
+      <w:proofErr w:type="spellStart"/>
       <w:r>
         <w:t>tbl_usermaster</w:t>
       </w:r>
+      <w:proofErr w:type="spellEnd"/>
       <w:r>
         <w:t xml:space="preserve"> </w:t>
       </w:r>
@@ -990,29 +1152,19 @@
       <w:r>
         <w:t xml:space="preserve"> </w:t>
       </w:r>
-      <w:r>
-        <w:rPr>
-          <w:rFonts w:hint="eastAsia"/>
-        </w:rPr>
-        <w:t xml:space="preserve">컬럼에서 </w:t>
-      </w:r>
-      <w:r>
-        <w:rPr>
-          <w:rFonts w:hint="eastAsia"/>
-        </w:rPr>
-        <w:t>ryobi-holdings.jp</w:t>
-      </w:r>
-      <w:r>
-        <w:rPr>
-          <w:rFonts w:hint="eastAsia"/>
-        </w:rPr>
-        <w:t xml:space="preserve">와 </w:t>
-      </w:r>
-      <w:r>
-        <w:rPr>
-          <w:rFonts w:hint="eastAsia"/>
-        </w:rPr>
-        <w:t>okayama-kotsu.co.jp</w:t>
+      <w:proofErr w:type="spellStart"/>
+      <w:r>
+        <w:rPr>
+          <w:rFonts w:hint="eastAsia"/>
+        </w:rPr>
+        <w:t>컬럼에서</w:t>
+      </w:r>
+      <w:proofErr w:type="spellEnd"/>
+      <w:r>
+        <w:rPr>
+          <w:rFonts w:hint="eastAsia"/>
+        </w:rPr>
+        <w:t xml:space="preserve"> ryobi-holdings.jp와 okayama-kotsu.co.jp</w:t>
       </w:r>
       <w:r>
         <w:t xml:space="preserve"> </w:t>
@@ -1051,20 +1203,33 @@
       <w:r>
         <w:br/>
       </w:r>
-      <w:r>
-        <w:rPr>
-          <w:rFonts w:hint="eastAsia"/>
-        </w:rPr>
-        <w:t xml:space="preserve">  : </w:t>
+      <w:proofErr w:type="gramStart"/>
+      <w:r>
+        <w:rPr>
+          <w:rFonts w:hint="eastAsia"/>
+        </w:rPr>
+        <w:t xml:space="preserve">  :</w:t>
+      </w:r>
+      <w:proofErr w:type="gramEnd"/>
+      <w:r>
+        <w:rPr>
+          <w:rFonts w:hint="eastAsia"/>
+        </w:rPr>
+        <w:t xml:space="preserve"> </w:t>
       </w:r>
       <w:r>
         <w:t xml:space="preserve">UPDATE </w:t>
       </w:r>
+      <w:proofErr w:type="spellStart"/>
       <w:r>
         <w:t>jmocha.</w:t>
       </w:r>
       <w:r>
-        <w:t>tbl_usermaster SET mail = replace(mail, 'ryobi-holdings.jp', 'ryobi-group.net') WHERE mail like '%@ryobi-holdings.jp';</w:t>
+        <w:t>tbl_usermaster</w:t>
+      </w:r>
+      <w:proofErr w:type="spellEnd"/>
+      <w:r>
+        <w:t xml:space="preserve"> SET mail = replace(mail, 'ryobi-holdings.jp', 'ryobi-group.net') WHERE mail like '%@ryobi-holdings.jp';</w:t>
       </w:r>
       <w:r>
         <w:br/>
@@ -1073,11 +1238,16 @@
       <w:r>
         <w:t xml:space="preserve">UPDATE </w:t>
       </w:r>
+      <w:proofErr w:type="spellStart"/>
       <w:r>
         <w:t>jmocha.</w:t>
       </w:r>
       <w:r>
-        <w:t>tbl_usermaster SET mail = replace(mail, 'okayama-kotsu.co.jp', 'ryobi-group.net') WHERE mail like '%@okayama-kotsu.co.jp';</w:t>
+        <w:t>tbl_usermaster</w:t>
+      </w:r>
+      <w:proofErr w:type="spellEnd"/>
+      <w:r>
+        <w:t xml:space="preserve"> SET mail = replace(mail, 'okayama-kotsu.co.jp', 'ryobi-group.net') WHERE mail like '%@okayama-kotsu.co.jp';</w:t>
       </w:r>
     </w:p>
     <w:p>
@@ -1089,9 +1259,11 @@
         </w:numPr>
         <w:ind w:leftChars="0"/>
       </w:pPr>
+      <w:proofErr w:type="spellStart"/>
       <w:r>
         <w:t>tbl_deptmaster</w:t>
       </w:r>
+      <w:proofErr w:type="spellEnd"/>
       <w:r>
         <w:t xml:space="preserve"> </w:t>
       </w:r>
@@ -1107,9 +1279,11 @@
         </w:rPr>
         <w:t xml:space="preserve">과 </w:t>
       </w:r>
+      <w:proofErr w:type="spellStart"/>
       <w:r>
         <w:t>jmocha_dept_master</w:t>
       </w:r>
+      <w:proofErr w:type="spellEnd"/>
       <w:r>
         <w:t xml:space="preserve"> </w:t>
       </w:r>
@@ -1131,11 +1305,19 @@
       <w:r>
         <w:t xml:space="preserve"> </w:t>
       </w:r>
-      <w:r>
-        <w:rPr>
-          <w:rFonts w:hint="eastAsia"/>
-        </w:rPr>
-        <w:t>컬럼에서 ryobi-</w:t>
+      <w:proofErr w:type="spellStart"/>
+      <w:r>
+        <w:rPr>
+          <w:rFonts w:hint="eastAsia"/>
+        </w:rPr>
+        <w:t>컬럼에서</w:t>
+      </w:r>
+      <w:proofErr w:type="spellEnd"/>
+      <w:r>
+        <w:rPr>
+          <w:rFonts w:hint="eastAsia"/>
+        </w:rPr>
+        <w:t xml:space="preserve"> ryobi-</w:t>
       </w:r>
       <w:r>
         <w:rPr>
@@ -1175,21 +1357,31 @@
       <w:r>
         <w:br/>
       </w:r>
-      <w:r>
-        <w:rPr>
-          <w:rFonts w:hint="eastAsia"/>
-        </w:rPr>
-        <w:t xml:space="preserve">  : </w:t>
+      <w:proofErr w:type="gramStart"/>
+      <w:r>
+        <w:rPr>
+          <w:rFonts w:hint="eastAsia"/>
+        </w:rPr>
+        <w:t xml:space="preserve">  :</w:t>
+      </w:r>
+      <w:proofErr w:type="gramEnd"/>
+      <w:r>
+        <w:rPr>
+          <w:rFonts w:hint="eastAsia"/>
+        </w:rPr>
+        <w:t xml:space="preserve"> </w:t>
       </w:r>
       <w:r>
         <w:t xml:space="preserve">UPDATE </w:t>
       </w:r>
+      <w:proofErr w:type="spellStart"/>
       <w:r>
         <w:t>jmocha.</w:t>
       </w:r>
       <w:r>
         <w:t>tbl_deptmaster</w:t>
       </w:r>
+      <w:proofErr w:type="spellEnd"/>
       <w:r>
         <w:t xml:space="preserve"> SET mail = replace(mail, 'ryobi-holdings.jp', 'ryobi-group.net') WHERE mail like '%@ryobi-holdings.jp';</w:t>
       </w:r>
@@ -1200,12 +1392,14 @@
       <w:r>
         <w:t xml:space="preserve">UPDATE </w:t>
       </w:r>
+      <w:proofErr w:type="spellStart"/>
       <w:r>
         <w:t>jmocha.</w:t>
       </w:r>
       <w:r>
         <w:t>tbl_deptmaster</w:t>
       </w:r>
+      <w:proofErr w:type="spellEnd"/>
       <w:r>
         <w:t xml:space="preserve"> SET mail = replace(mail, 'okayama-kotsu.co.jp', 'ryobi-group.net') WHERE mail like '%@okayama-kotsu.co.jp';</w:t>
       </w:r>
@@ -1221,12 +1415,22 @@
       <w:r>
         <w:t xml:space="preserve">UPDATE </w:t>
       </w:r>
-      <w:r>
-        <w:t>jmocha.</w:t>
-      </w:r>
-      <w:r>
-        <w:t xml:space="preserve"> jmocha_dept_master</w:t>
-      </w:r>
+      <w:proofErr w:type="spellStart"/>
+      <w:r>
+        <w:t>jmocha</w:t>
+      </w:r>
+      <w:proofErr w:type="spellEnd"/>
+      <w:r>
+        <w:t>.</w:t>
+      </w:r>
+      <w:r>
+        <w:t xml:space="preserve"> </w:t>
+      </w:r>
+      <w:proofErr w:type="spellStart"/>
+      <w:r>
+        <w:t>jmocha_dept_master</w:t>
+      </w:r>
+      <w:proofErr w:type="spellEnd"/>
       <w:r>
         <w:t xml:space="preserve"> SET mail = replace(mail, 'ryobi-holdings.jp', 'ryobi-group.net') WHERE mail like '%@ryobi-holdings.jp';</w:t>
       </w:r>
@@ -1234,14 +1438,14 @@
         <w:br/>
         <w:t xml:space="preserve">  : UPDATE </w:t>
       </w:r>
+      <w:proofErr w:type="spellStart"/>
       <w:r>
         <w:t>jmocha.</w:t>
       </w:r>
-      <w:bookmarkStart w:id="3" w:name="_GoBack"/>
-      <w:bookmarkEnd w:id="3"/>
       <w:r>
         <w:t>jmocha_dept_master</w:t>
       </w:r>
+      <w:proofErr w:type="spellEnd"/>
       <w:r>
         <w:t xml:space="preserve"> SET mail = replace(mail, 'okayama-kotsu.co.jp', 'ryobi-group.net') WHERE mail like '%@okayama-kotsu.co.jp';</w:t>
       </w:r>
@@ -1255,35 +1459,41 @@
         </w:numPr>
         <w:ind w:leftChars="0"/>
       </w:pPr>
+      <w:proofErr w:type="spellStart"/>
       <w:r>
         <w:t>jmocha_alias</w:t>
       </w:r>
-      <w:r>
-        <w:t xml:space="preserve"> </w:t>
-      </w:r>
-      <w:r>
-        <w:rPr>
-          <w:rFonts w:hint="eastAsia"/>
-        </w:rPr>
-        <w:t>테이블의</w:t>
-      </w:r>
-      <w:r>
-        <w:rPr>
-          <w:rFonts w:hint="eastAsia"/>
-        </w:rPr>
-        <w:t xml:space="preserve"> </w:t>
-      </w:r>
+      <w:proofErr w:type="spellEnd"/>
+      <w:r>
+        <w:t xml:space="preserve"> </w:t>
+      </w:r>
+      <w:r>
+        <w:rPr>
+          <w:rFonts w:hint="eastAsia"/>
+        </w:rPr>
+        <w:t xml:space="preserve">테이블의 </w:t>
+      </w:r>
+      <w:proofErr w:type="spellStart"/>
       <w:r>
         <w:t>alias_address</w:t>
       </w:r>
-      <w:r>
-        <w:t xml:space="preserve"> </w:t>
-      </w:r>
-      <w:r>
-        <w:rPr>
-          <w:rFonts w:hint="eastAsia"/>
-        </w:rPr>
-        <w:t>컬럼에서 ryobi-holdings.jp와 okayama-kotsu.co.jp</w:t>
+      <w:proofErr w:type="spellEnd"/>
+      <w:r>
+        <w:t xml:space="preserve"> </w:t>
+      </w:r>
+      <w:proofErr w:type="spellStart"/>
+      <w:r>
+        <w:rPr>
+          <w:rFonts w:hint="eastAsia"/>
+        </w:rPr>
+        <w:t>컬럼에서</w:t>
+      </w:r>
+      <w:proofErr w:type="spellEnd"/>
+      <w:r>
+        <w:rPr>
+          <w:rFonts w:hint="eastAsia"/>
+        </w:rPr>
+        <w:t xml:space="preserve"> ryobi-holdings.jp와 okayama-kotsu.co.jp</w:t>
       </w:r>
       <w:r>
         <w:t xml:space="preserve"> </w:t>
@@ -1316,33 +1526,96 @@
       <w:r>
         <w:br/>
       </w:r>
-      <w:r>
-        <w:rPr>
-          <w:rFonts w:hint="eastAsia"/>
-        </w:rPr>
-        <w:t xml:space="preserve">  : </w:t>
+      <w:proofErr w:type="gramStart"/>
+      <w:r>
+        <w:rPr>
+          <w:rFonts w:hint="eastAsia"/>
+        </w:rPr>
+        <w:t xml:space="preserve">  :</w:t>
+      </w:r>
+      <w:proofErr w:type="gramEnd"/>
+      <w:r>
+        <w:rPr>
+          <w:rFonts w:hint="eastAsia"/>
+        </w:rPr>
+        <w:t xml:space="preserve"> </w:t>
       </w:r>
       <w:r>
         <w:t xml:space="preserve">UPDATE </w:t>
       </w:r>
+      <w:proofErr w:type="spellStart"/>
       <w:r>
         <w:t>jmocha.</w:t>
       </w:r>
       <w:r>
-        <w:t>jmocha_alias SET alias_address = replace(alias_address, 'ryobi-holdings.jp', 'ryobi-group.net') WHERE alias_address like '%@ryobi-holdings.jp';</w:t>
+        <w:t>jmocha_alias</w:t>
+      </w:r>
+      <w:proofErr w:type="spellEnd"/>
+      <w:r>
+        <w:t xml:space="preserve"> SET </w:t>
+      </w:r>
+      <w:proofErr w:type="spellStart"/>
+      <w:r>
+        <w:t>alias_address</w:t>
+      </w:r>
+      <w:proofErr w:type="spellEnd"/>
+      <w:r>
+        <w:t xml:space="preserve"> = replace(</w:t>
+      </w:r>
+      <w:proofErr w:type="spellStart"/>
+      <w:r>
+        <w:t>alias_address</w:t>
+      </w:r>
+      <w:proofErr w:type="spellEnd"/>
+      <w:r>
+        <w:t xml:space="preserve">, 'ryobi-holdings.jp', 'ryobi-group.net') WHERE </w:t>
+      </w:r>
+      <w:proofErr w:type="spellStart"/>
+      <w:r>
+        <w:t>alias_address</w:t>
+      </w:r>
+      <w:proofErr w:type="spellEnd"/>
+      <w:r>
+        <w:t xml:space="preserve"> like '%@ryobi-holdings.jp';</w:t>
       </w:r>
       <w:r>
         <w:br/>
-        <w:t xml:space="preserve">  : </w:t>
-      </w:r>
-      <w:r>
-        <w:t xml:space="preserve">UPDATE </w:t>
-      </w:r>
+        <w:t xml:space="preserve">  : UPDATE </w:t>
+      </w:r>
+      <w:proofErr w:type="spellStart"/>
       <w:r>
         <w:t>jmocha.</w:t>
       </w:r>
       <w:r>
-        <w:t>jmocha_alias SET alias_address = replace(alias_address, 'okayama-kotsu.co.jp', 'ryobi-group.net') WHERE alias_address like '%@okayama-kotsu.co.jp';</w:t>
+        <w:t>jmocha_alias</w:t>
+      </w:r>
+      <w:proofErr w:type="spellEnd"/>
+      <w:r>
+        <w:t xml:space="preserve"> SET </w:t>
+      </w:r>
+      <w:proofErr w:type="spellStart"/>
+      <w:r>
+        <w:t>alias_address</w:t>
+      </w:r>
+      <w:proofErr w:type="spellEnd"/>
+      <w:r>
+        <w:t xml:space="preserve"> = replace(</w:t>
+      </w:r>
+      <w:proofErr w:type="spellStart"/>
+      <w:r>
+        <w:t>alias_address</w:t>
+      </w:r>
+      <w:proofErr w:type="spellEnd"/>
+      <w:r>
+        <w:t xml:space="preserve">, 'okayama-kotsu.co.jp', 'ryobi-group.net') WHERE </w:t>
+      </w:r>
+      <w:proofErr w:type="spellStart"/>
+      <w:r>
+        <w:t>alias_address</w:t>
+      </w:r>
+      <w:proofErr w:type="spellEnd"/>
+      <w:r>
+        <w:t xml:space="preserve"> like '%@okayama-kotsu.co.jp';</w:t>
       </w:r>
     </w:p>
     <w:p>
@@ -1354,9 +1627,11 @@
         </w:numPr>
         <w:ind w:leftChars="0"/>
       </w:pPr>
+      <w:proofErr w:type="spellStart"/>
       <w:r>
         <w:t>jmocha_distribution</w:t>
       </w:r>
+      <w:proofErr w:type="spellEnd"/>
       <w:r>
         <w:t xml:space="preserve"> </w:t>
       </w:r>
@@ -1369,11 +1644,19 @@
       <w:r>
         <w:t xml:space="preserve">mail </w:t>
       </w:r>
-      <w:r>
-        <w:rPr>
-          <w:rFonts w:hint="eastAsia"/>
-        </w:rPr>
-        <w:t>컬럼에서 ryobi-holdings.jp와 okayama-kotsu.co.jp</w:t>
+      <w:proofErr w:type="spellStart"/>
+      <w:r>
+        <w:rPr>
+          <w:rFonts w:hint="eastAsia"/>
+        </w:rPr>
+        <w:t>컬럼에서</w:t>
+      </w:r>
+      <w:proofErr w:type="spellEnd"/>
+      <w:r>
+        <w:rPr>
+          <w:rFonts w:hint="eastAsia"/>
+        </w:rPr>
+        <w:t xml:space="preserve"> ryobi-holdings.jp와 okayama-kotsu.co.jp</w:t>
       </w:r>
       <w:r>
         <w:t xml:space="preserve"> </w:t>
@@ -1406,21 +1689,31 @@
       <w:r>
         <w:br/>
       </w:r>
-      <w:r>
-        <w:rPr>
-          <w:rFonts w:hint="eastAsia"/>
-        </w:rPr>
-        <w:t xml:space="preserve">  : </w:t>
+      <w:proofErr w:type="gramStart"/>
+      <w:r>
+        <w:rPr>
+          <w:rFonts w:hint="eastAsia"/>
+        </w:rPr>
+        <w:t xml:space="preserve">  :</w:t>
+      </w:r>
+      <w:proofErr w:type="gramEnd"/>
+      <w:r>
+        <w:rPr>
+          <w:rFonts w:hint="eastAsia"/>
+        </w:rPr>
+        <w:t xml:space="preserve"> </w:t>
       </w:r>
       <w:r>
         <w:t xml:space="preserve">UPDATE </w:t>
       </w:r>
+      <w:proofErr w:type="spellStart"/>
       <w:r>
         <w:t>jmocha.</w:t>
       </w:r>
       <w:r>
         <w:t>jmocha_distribution</w:t>
       </w:r>
+      <w:proofErr w:type="spellEnd"/>
       <w:r>
         <w:t xml:space="preserve"> SET mail = replace(mail, 'ryobi-holdings.jp', 'ryobi-group.net') WHERE mail like '%@ryobi-holdings.jp';</w:t>
       </w:r>
@@ -1428,12 +1721,14 @@
         <w:br/>
         <w:t xml:space="preserve">  : UPDATE </w:t>
       </w:r>
+      <w:proofErr w:type="spellStart"/>
       <w:r>
         <w:t>jmocha.</w:t>
       </w:r>
       <w:r>
         <w:t>jmocha_distribution</w:t>
       </w:r>
+      <w:proofErr w:type="spellEnd"/>
       <w:r>
         <w:t xml:space="preserve"> SET mail = replace(mail, 'okayama-kotsu.co.jp', 'ryobi-group.net') WHERE mail like '%@okayama-kotsu.co.jp';</w:t>
       </w:r>
@@ -1447,9 +1742,11 @@
         </w:numPr>
         <w:ind w:leftChars="0"/>
       </w:pPr>
+      <w:proofErr w:type="spellStart"/>
       <w:r>
         <w:t>james_recipient_rewrite</w:t>
       </w:r>
+      <w:proofErr w:type="spellEnd"/>
       <w:r>
         <w:t xml:space="preserve"> </w:t>
       </w:r>
@@ -1459,53 +1756,27 @@
         </w:rPr>
         <w:t xml:space="preserve">테이블의 </w:t>
       </w:r>
+      <w:proofErr w:type="spellStart"/>
       <w:r>
         <w:t>domain_name</w:t>
       </w:r>
-      <w:r>
-        <w:t xml:space="preserve"> </w:t>
-      </w:r>
-      <w:r>
-        <w:rPr>
-          <w:rFonts w:hint="eastAsia"/>
-        </w:rPr>
-        <w:t>컬럼</w:t>
-      </w:r>
-      <w:r>
-        <w:rPr>
-          <w:rFonts w:hint="eastAsia"/>
-        </w:rPr>
-        <w:t>의</w:t>
-      </w:r>
-      <w:r>
-        <w:rPr>
-          <w:rFonts w:hint="eastAsia"/>
-        </w:rPr>
-        <w:t xml:space="preserve"> </w:t>
-      </w:r>
-      <w:r>
-        <w:rPr>
-          <w:rFonts w:hint="eastAsia"/>
-        </w:rPr>
-        <w:t xml:space="preserve">값 중 </w:t>
-      </w:r>
-      <w:r>
-        <w:rPr>
-          <w:rFonts w:hint="eastAsia"/>
-        </w:rPr>
-        <w:t>ryobi-holdings.jp와 okayama-kotsu.co.jp</w:t>
-      </w:r>
-      <w:r>
-        <w:rPr>
-          <w:rFonts w:hint="eastAsia"/>
-        </w:rPr>
-        <w:t>를</w:t>
-      </w:r>
-      <w:r>
-        <w:rPr>
-          <w:rFonts w:hint="eastAsia"/>
-        </w:rPr>
-        <w:t xml:space="preserve"> </w:t>
+      <w:proofErr w:type="spellEnd"/>
+      <w:r>
+        <w:t xml:space="preserve"> </w:t>
+      </w:r>
+      <w:proofErr w:type="spellStart"/>
+      <w:r>
+        <w:rPr>
+          <w:rFonts w:hint="eastAsia"/>
+        </w:rPr>
+        <w:t>컬럼의</w:t>
+      </w:r>
+      <w:proofErr w:type="spellEnd"/>
+      <w:r>
+        <w:rPr>
+          <w:rFonts w:hint="eastAsia"/>
+        </w:rPr>
+        <w:t xml:space="preserve"> 값 중 ryobi-holdings.jp와 okayama-kotsu.co.jp를 </w:t>
       </w:r>
       <w:r>
         <w:t>ryobi-group.net</w:t>
@@ -1529,20 +1800,33 @@
       <w:r>
         <w:br/>
       </w:r>
-      <w:r>
-        <w:rPr>
-          <w:rFonts w:hint="eastAsia"/>
-        </w:rPr>
-        <w:t xml:space="preserve">  : </w:t>
+      <w:proofErr w:type="gramStart"/>
+      <w:r>
+        <w:rPr>
+          <w:rFonts w:hint="eastAsia"/>
+        </w:rPr>
+        <w:t xml:space="preserve">  :</w:t>
+      </w:r>
+      <w:proofErr w:type="gramEnd"/>
+      <w:r>
+        <w:rPr>
+          <w:rFonts w:hint="eastAsia"/>
+        </w:rPr>
+        <w:t xml:space="preserve"> </w:t>
       </w:r>
       <w:r>
         <w:t xml:space="preserve">UPDATE </w:t>
       </w:r>
+      <w:proofErr w:type="spellStart"/>
       <w:r>
         <w:t>jmocha.</w:t>
       </w:r>
       <w:r>
-        <w:t>james_recipient_rewrite SET DOMAIN_NAME = 'ryobi-group.net' WHERE DOMAIN_NAME = 'ryobi-holdings.jp';</w:t>
+        <w:t>james_recipient_rewrite</w:t>
+      </w:r>
+      <w:proofErr w:type="spellEnd"/>
+      <w:r>
+        <w:t xml:space="preserve"> SET DOMAIN_NAME = 'ryobi-group.net' WHERE DOMAIN_NAME = 'ryobi-holdings.jp';</w:t>
       </w:r>
       <w:r>
         <w:br/>
@@ -1551,18 +1835,1708 @@
       <w:r>
         <w:t xml:space="preserve">UPDATE </w:t>
       </w:r>
+      <w:proofErr w:type="spellStart"/>
       <w:r>
         <w:t>jmocha.</w:t>
       </w:r>
       <w:r>
-        <w:t>james_recipient_rewrite SET DOMAIN_NAME = 'ryobi-group.net' WHERE DOMAIN_NAME = 'okayama-kotsu.co.jp';</w:t>
+        <w:t>james_recipient_rewrite</w:t>
+      </w:r>
+      <w:proofErr w:type="spellEnd"/>
+      <w:r>
+        <w:t xml:space="preserve"> SET DOMAIN_NAME = 'ryobi-group.net' WHERE DOMAIN_NAME = 'okayama-kotsu.co.jp';</w:t>
       </w:r>
     </w:p>
     <w:p>
       <w:pPr>
+        <w:pStyle w:val="2"/>
+      </w:pPr>
+      <w:proofErr w:type="spellStart"/>
+      <w:r>
+        <w:rPr>
+          <w:rFonts w:hint="eastAsia"/>
+        </w:rPr>
+        <w:lastRenderedPageBreak/>
+        <w:t>이메일</w:t>
+      </w:r>
+      <w:proofErr w:type="spellEnd"/>
+      <w:r>
+        <w:rPr>
+          <w:rFonts w:hint="eastAsia"/>
+        </w:rPr>
+        <w:t xml:space="preserve"> 도메인이 </w:t>
+      </w:r>
+      <w:r>
+        <w:rPr>
+          <w:rFonts w:hint="eastAsia"/>
+        </w:rPr>
+        <w:t>같은</w:t>
+      </w:r>
+      <w:r>
+        <w:rPr>
+          <w:rFonts w:hint="eastAsia"/>
+        </w:rPr>
+        <w:t xml:space="preserve"> </w:t>
+      </w:r>
+      <w:r>
+        <w:t>2</w:t>
+      </w:r>
+      <w:r>
+        <w:rPr>
+          <w:rFonts w:hint="eastAsia"/>
+        </w:rPr>
+        <w:t xml:space="preserve">개 </w:t>
+      </w:r>
+      <w:r>
+        <w:rPr>
+          <w:rFonts w:hint="eastAsia"/>
+        </w:rPr>
+        <w:t xml:space="preserve">회사의 </w:t>
+      </w:r>
+      <w:proofErr w:type="spellStart"/>
+      <w:r>
+        <w:rPr>
+          <w:rFonts w:hint="eastAsia"/>
+        </w:rPr>
+        <w:t>이메일</w:t>
+      </w:r>
+      <w:proofErr w:type="spellEnd"/>
+      <w:r>
+        <w:rPr>
+          <w:rFonts w:hint="eastAsia"/>
+        </w:rPr>
+        <w:t xml:space="preserve"> 도메인을 </w:t>
+      </w:r>
+      <w:r>
+        <w:rPr>
+          <w:rFonts w:hint="eastAsia"/>
+        </w:rPr>
+        <w:t>각각 다른</w:t>
+      </w:r>
+      <w:r>
+        <w:rPr>
+          <w:rFonts w:hint="eastAsia"/>
+        </w:rPr>
+        <w:t xml:space="preserve"> 도메인으로 변경</w:t>
+      </w:r>
+    </w:p>
+    <w:p>
+      <w:r>
+        <w:rPr>
+          <w:rFonts w:hint="eastAsia"/>
+        </w:rPr>
+        <w:t xml:space="preserve">이번에는 위의 경우와 반대의 경우로 동일 </w:t>
+      </w:r>
+      <w:proofErr w:type="spellStart"/>
+      <w:r>
+        <w:rPr>
+          <w:rFonts w:hint="eastAsia"/>
+        </w:rPr>
+        <w:t>이메일</w:t>
+      </w:r>
+      <w:proofErr w:type="spellEnd"/>
+      <w:r>
+        <w:rPr>
+          <w:rFonts w:hint="eastAsia"/>
+        </w:rPr>
+        <w:t xml:space="preserve"> 도메인에서 회사별로 별도의 </w:t>
+      </w:r>
+      <w:proofErr w:type="spellStart"/>
+      <w:r>
+        <w:rPr>
+          <w:rFonts w:hint="eastAsia"/>
+        </w:rPr>
+        <w:t>이메일</w:t>
+      </w:r>
+      <w:proofErr w:type="spellEnd"/>
+      <w:r>
+        <w:rPr>
+          <w:rFonts w:hint="eastAsia"/>
+        </w:rPr>
+        <w:t xml:space="preserve"> 도메인으로 변경하는 경우를 다룬다.</w:t>
+      </w:r>
+    </w:p>
+    <w:p>
+      <w:pPr>
         <w:pStyle w:val="a4"/>
-        <w:ind w:leftChars="0" w:left="720"/>
-      </w:pPr>
+        <w:numPr>
+          <w:ilvl w:val="0"/>
+          <w:numId w:val="9"/>
+        </w:numPr>
+        <w:ind w:leftChars="0"/>
+      </w:pPr>
+      <w:proofErr w:type="spellStart"/>
+      <w:r>
+        <w:rPr>
+          <w:rFonts w:hint="eastAsia"/>
+        </w:rPr>
+        <w:t>료비홀딩스</w:t>
+      </w:r>
+      <w:proofErr w:type="spellEnd"/>
+      <w:r>
+        <w:t xml:space="preserve"> – </w:t>
+      </w:r>
+      <w:r>
+        <w:rPr>
+          <w:rFonts w:hint="eastAsia"/>
+        </w:rPr>
+        <w:t>ryobi-holdings.jp</w:t>
+      </w:r>
+    </w:p>
+    <w:p>
+      <w:pPr>
+        <w:pStyle w:val="a4"/>
+        <w:numPr>
+          <w:ilvl w:val="0"/>
+          <w:numId w:val="9"/>
+        </w:numPr>
+        <w:ind w:leftChars="0"/>
+      </w:pPr>
+      <w:proofErr w:type="spellStart"/>
+      <w:r>
+        <w:rPr>
+          <w:rFonts w:hint="eastAsia"/>
+        </w:rPr>
+        <w:t>오카야마교통</w:t>
+      </w:r>
+      <w:proofErr w:type="spellEnd"/>
+      <w:r>
+        <w:rPr>
+          <w:rFonts w:hint="eastAsia"/>
+        </w:rPr>
+        <w:t xml:space="preserve"> </w:t>
+      </w:r>
+      <w:r>
+        <w:t>–</w:t>
+      </w:r>
+      <w:r>
+        <w:rPr>
+          <w:rFonts w:hint="eastAsia"/>
+        </w:rPr>
+        <w:t xml:space="preserve"> okayama-kotsu.co.jp</w:t>
+      </w:r>
+    </w:p>
+    <w:p>
+      <w:r>
+        <w:rPr>
+          <w:rFonts w:hint="eastAsia"/>
+        </w:rPr>
+        <w:t xml:space="preserve">동일 도메인인 </w:t>
+      </w:r>
+      <w:r>
+        <w:t>ryobi-group.net</w:t>
+      </w:r>
+      <w:r>
+        <w:rPr>
+          <w:rFonts w:hint="eastAsia"/>
+        </w:rPr>
+        <w:t xml:space="preserve">에서 </w:t>
+      </w:r>
+      <w:r>
+        <w:rPr>
+          <w:rFonts w:hint="eastAsia"/>
+        </w:rPr>
+        <w:t xml:space="preserve">위 </w:t>
+      </w:r>
+      <w:r>
+        <w:t>2</w:t>
+      </w:r>
+      <w:r>
+        <w:rPr>
+          <w:rFonts w:hint="eastAsia"/>
+        </w:rPr>
+        <w:t xml:space="preserve">개의 </w:t>
+      </w:r>
+      <w:proofErr w:type="spellStart"/>
+      <w:r>
+        <w:rPr>
+          <w:rFonts w:hint="eastAsia"/>
+        </w:rPr>
+        <w:t>이메일</w:t>
+      </w:r>
+      <w:proofErr w:type="spellEnd"/>
+      <w:r>
+        <w:rPr>
+          <w:rFonts w:hint="eastAsia"/>
+        </w:rPr>
+        <w:t xml:space="preserve"> 도메인</w:t>
+      </w:r>
+      <w:r>
+        <w:rPr>
+          <w:rFonts w:hint="eastAsia"/>
+        </w:rPr>
+        <w:t>으로 각각</w:t>
+      </w:r>
+      <w:r>
+        <w:rPr>
+          <w:rFonts w:hint="eastAsia"/>
+        </w:rPr>
+        <w:t xml:space="preserve"> 변경하기 위한 절차는 다음과 같다.</w:t>
+      </w:r>
+    </w:p>
+    <w:p/>
+    <w:p>
+      <w:pPr>
+        <w:pStyle w:val="a4"/>
+        <w:numPr>
+          <w:ilvl w:val="0"/>
+          <w:numId w:val="10"/>
+        </w:numPr>
+        <w:ind w:leftChars="0"/>
+      </w:pPr>
+      <w:proofErr w:type="spellStart"/>
+      <w:r>
+        <w:t>james_domain</w:t>
+      </w:r>
+      <w:proofErr w:type="spellEnd"/>
+      <w:r>
+        <w:t xml:space="preserve"> </w:t>
+      </w:r>
+      <w:r>
+        <w:rPr>
+          <w:rFonts w:hint="eastAsia"/>
+        </w:rPr>
+        <w:t>테이블에</w:t>
+      </w:r>
+      <w:r>
+        <w:rPr>
+          <w:rFonts w:hint="eastAsia"/>
+        </w:rPr>
+        <w:t xml:space="preserve"> </w:t>
+      </w:r>
+      <w:r>
+        <w:rPr>
+          <w:rFonts w:hint="eastAsia"/>
+        </w:rPr>
+        <w:t>ryobi-holdings.jp</w:t>
+      </w:r>
+      <w:r>
+        <w:rPr>
+          <w:rFonts w:hint="eastAsia"/>
+        </w:rPr>
+        <w:t>와</w:t>
+      </w:r>
+      <w:r>
+        <w:rPr>
+          <w:rFonts w:hint="eastAsia"/>
+        </w:rPr>
+        <w:t xml:space="preserve"> </w:t>
+      </w:r>
+      <w:r>
+        <w:rPr>
+          <w:rFonts w:hint="eastAsia"/>
+        </w:rPr>
+        <w:t>okayama-kotsu.co.</w:t>
+      </w:r>
+      <w:r>
+        <w:t>jp</w:t>
+      </w:r>
+      <w:r>
+        <w:rPr>
+          <w:rFonts w:hint="eastAsia"/>
+        </w:rPr>
+        <w:t>를</w:t>
+      </w:r>
+      <w:r>
+        <w:rPr>
+          <w:rFonts w:hint="eastAsia"/>
+        </w:rPr>
+        <w:t xml:space="preserve"> 추가하고</w:t>
+      </w:r>
+      <w:r>
+        <w:rPr>
+          <w:rFonts w:hint="eastAsia"/>
+        </w:rPr>
+        <w:t xml:space="preserve"> </w:t>
+      </w:r>
+      <w:r>
+        <w:t>ryobi-group.net</w:t>
+      </w:r>
+      <w:r>
+        <w:rPr>
+          <w:rFonts w:hint="eastAsia"/>
+        </w:rPr>
+        <w:t>을</w:t>
+      </w:r>
+      <w:r>
+        <w:rPr>
+          <w:rFonts w:hint="eastAsia"/>
+        </w:rPr>
+        <w:t xml:space="preserve"> 삭제한다.</w:t>
+      </w:r>
+    </w:p>
+    <w:p>
+      <w:pPr>
+        <w:pStyle w:val="a4"/>
+        <w:numPr>
+          <w:ilvl w:val="0"/>
+          <w:numId w:val="10"/>
+        </w:numPr>
+        <w:ind w:leftChars="0"/>
+      </w:pPr>
+      <w:proofErr w:type="spellStart"/>
+      <w:r>
+        <w:t>tbl_company_config</w:t>
+      </w:r>
+      <w:proofErr w:type="spellEnd"/>
+      <w:r>
+        <w:t xml:space="preserve"> </w:t>
+      </w:r>
+      <w:r>
+        <w:rPr>
+          <w:rFonts w:hint="eastAsia"/>
+        </w:rPr>
+        <w:t xml:space="preserve">테이블에 있는 각 회사의 </w:t>
+      </w:r>
+      <w:proofErr w:type="spellStart"/>
+      <w:r>
+        <w:t>DomainName</w:t>
+      </w:r>
+      <w:proofErr w:type="spellEnd"/>
+      <w:r>
+        <w:rPr>
+          <w:rFonts w:hint="eastAsia"/>
+        </w:rPr>
+        <w:t>을</w:t>
+      </w:r>
+      <w:r>
+        <w:rPr>
+          <w:rFonts w:hint="eastAsia"/>
+        </w:rPr>
+        <w:t xml:space="preserve"> </w:t>
+      </w:r>
+      <w:r>
+        <w:rPr>
+          <w:rFonts w:hint="eastAsia"/>
+        </w:rPr>
+        <w:t>ryobi-holdings.jp와 okayama-kotsu.co.</w:t>
+      </w:r>
+      <w:r>
+        <w:t>jp</w:t>
+      </w:r>
+      <w:r>
+        <w:rPr>
+          <w:rFonts w:hint="eastAsia"/>
+        </w:rPr>
+        <w:t xml:space="preserve">로 </w:t>
+      </w:r>
+      <w:r>
+        <w:rPr>
+          <w:rFonts w:hint="eastAsia"/>
+        </w:rPr>
+        <w:t xml:space="preserve">각각 </w:t>
+      </w:r>
+      <w:r>
+        <w:rPr>
+          <w:rFonts w:hint="eastAsia"/>
+        </w:rPr>
+        <w:t>변경한다.</w:t>
+      </w:r>
+    </w:p>
+    <w:p>
+      <w:pPr>
+        <w:pStyle w:val="a4"/>
+        <w:numPr>
+          <w:ilvl w:val="0"/>
+          <w:numId w:val="10"/>
+        </w:numPr>
+        <w:ind w:leftChars="0"/>
+      </w:pPr>
+      <w:proofErr w:type="spellStart"/>
+      <w:r>
+        <w:t>tbl_tenant_config</w:t>
+      </w:r>
+      <w:proofErr w:type="spellEnd"/>
+      <w:r>
+        <w:t xml:space="preserve"> </w:t>
+      </w:r>
+      <w:r>
+        <w:rPr>
+          <w:rFonts w:hint="eastAsia"/>
+        </w:rPr>
+        <w:t xml:space="preserve">테이블과 </w:t>
+      </w:r>
+      <w:proofErr w:type="spellStart"/>
+      <w:r>
+        <w:t>jmocha_tenant_config</w:t>
+      </w:r>
+      <w:proofErr w:type="spellEnd"/>
+      <w:r>
+        <w:t xml:space="preserve"> </w:t>
+      </w:r>
+      <w:r>
+        <w:rPr>
+          <w:rFonts w:hint="eastAsia"/>
+        </w:rPr>
+        <w:t xml:space="preserve">테이블의 </w:t>
+      </w:r>
+      <w:proofErr w:type="spellStart"/>
+      <w:r>
+        <w:t>MailInnerDomain</w:t>
+      </w:r>
+      <w:proofErr w:type="spellEnd"/>
+      <w:r>
+        <w:t xml:space="preserve"> </w:t>
+      </w:r>
+      <w:proofErr w:type="spellStart"/>
+      <w:r>
+        <w:rPr>
+          <w:rFonts w:hint="eastAsia"/>
+        </w:rPr>
+        <w:t>설정값에서</w:t>
+      </w:r>
+      <w:proofErr w:type="spellEnd"/>
+      <w:r>
+        <w:rPr>
+          <w:rFonts w:hint="eastAsia"/>
+        </w:rPr>
+        <w:t xml:space="preserve"> 다음과 같이</w:t>
+      </w:r>
+      <w:r>
+        <w:rPr>
+          <w:rFonts w:hint="eastAsia"/>
+        </w:rPr>
+        <w:t xml:space="preserve"> </w:t>
+      </w:r>
+      <w:r>
+        <w:t>ryobi-group.net</w:t>
+      </w:r>
+      <w:r>
+        <w:rPr>
+          <w:rFonts w:hint="eastAsia"/>
+        </w:rPr>
+        <w:t xml:space="preserve">을 삭제하고 </w:t>
+      </w:r>
+      <w:r>
+        <w:rPr>
+          <w:rFonts w:hint="eastAsia"/>
+        </w:rPr>
+        <w:t>ryobi-holdings.jp와 okayama-kotsu.co.</w:t>
+      </w:r>
+      <w:r>
+        <w:t>jp</w:t>
+      </w:r>
+      <w:r>
+        <w:rPr>
+          <w:rFonts w:hint="eastAsia"/>
+        </w:rPr>
+        <w:t>를</w:t>
+      </w:r>
+      <w:r>
+        <w:rPr>
+          <w:rFonts w:hint="eastAsia"/>
+        </w:rPr>
+        <w:t xml:space="preserve"> </w:t>
+      </w:r>
+      <w:r>
+        <w:rPr>
+          <w:rFonts w:hint="eastAsia"/>
+        </w:rPr>
+        <w:t>추가한다.</w:t>
+      </w:r>
+      <w:r>
+        <w:br/>
+        <w:t xml:space="preserve">- </w:t>
+      </w:r>
+      <w:r>
+        <w:t>ezekp.com;ryobi-holdings.jp;okayama-kotsu.co.jp</w:t>
+      </w:r>
+    </w:p>
+    <w:p>
+      <w:pPr>
+        <w:pStyle w:val="a4"/>
+        <w:numPr>
+          <w:ilvl w:val="0"/>
+          <w:numId w:val="10"/>
+        </w:numPr>
+        <w:ind w:leftChars="0"/>
+      </w:pPr>
+      <w:proofErr w:type="spellStart"/>
+      <w:r>
+        <w:t>james_recipient_rewrite</w:t>
+      </w:r>
+      <w:proofErr w:type="spellEnd"/>
+      <w:r>
+        <w:t xml:space="preserve"> </w:t>
+      </w:r>
+      <w:r>
+        <w:rPr>
+          <w:rFonts w:hint="eastAsia"/>
+        </w:rPr>
+        <w:t xml:space="preserve">테이블의 </w:t>
+      </w:r>
+      <w:proofErr w:type="spellStart"/>
+      <w:r>
+        <w:t>domain_name</w:t>
+      </w:r>
+      <w:proofErr w:type="spellEnd"/>
+      <w:r>
+        <w:t xml:space="preserve"> </w:t>
+      </w:r>
+      <w:proofErr w:type="spellStart"/>
+      <w:r>
+        <w:rPr>
+          <w:rFonts w:hint="eastAsia"/>
+        </w:rPr>
+        <w:t>컬럼의</w:t>
+      </w:r>
+      <w:proofErr w:type="spellEnd"/>
+      <w:r>
+        <w:rPr>
+          <w:rFonts w:hint="eastAsia"/>
+        </w:rPr>
+        <w:t xml:space="preserve"> 값 중</w:t>
+      </w:r>
+      <w:r>
+        <w:rPr>
+          <w:rFonts w:hint="eastAsia"/>
+        </w:rPr>
+        <w:t xml:space="preserve"> </w:t>
+      </w:r>
+      <w:r>
+        <w:t>ryobi-</w:t>
+      </w:r>
+      <w:proofErr w:type="gramStart"/>
+      <w:r>
+        <w:t>group.</w:t>
+      </w:r>
+      <w:r>
+        <w:t>net을</w:t>
+      </w:r>
+      <w:r>
+        <w:rPr>
+          <w:rFonts w:hint="eastAsia"/>
+        </w:rPr>
+        <w:t xml:space="preserve"> </w:t>
+      </w:r>
+      <w:r>
+        <w:t xml:space="preserve"> </w:t>
+      </w:r>
+      <w:r>
+        <w:rPr>
+          <w:rFonts w:hint="eastAsia"/>
+        </w:rPr>
+        <w:t>각</w:t>
+      </w:r>
+      <w:proofErr w:type="gramEnd"/>
+      <w:r>
+        <w:rPr>
+          <w:rFonts w:hint="eastAsia"/>
+        </w:rPr>
+        <w:t xml:space="preserve"> 회사별로 </w:t>
+      </w:r>
+      <w:r>
+        <w:rPr>
+          <w:rFonts w:hint="eastAsia"/>
+        </w:rPr>
+        <w:t>ryobi-holdings.jp와 okayama-kotsu.co.jp로 변경한다.</w:t>
+      </w:r>
+      <w:r>
+        <w:br/>
+        <w:t>- SQL</w:t>
+      </w:r>
+      <w:r>
+        <w:rPr>
+          <w:rFonts w:hint="eastAsia"/>
+        </w:rPr>
+        <w:t>문</w:t>
+      </w:r>
+      <w:r>
+        <w:br/>
+      </w:r>
+      <w:r>
+        <w:rPr>
+          <w:rFonts w:hint="eastAsia"/>
+        </w:rPr>
+        <w:t xml:space="preserve">  :</w:t>
+      </w:r>
+      <w:r>
+        <w:t xml:space="preserve"> update </w:t>
+      </w:r>
+      <w:proofErr w:type="spellStart"/>
+      <w:r>
+        <w:t>jmocha.</w:t>
+      </w:r>
+      <w:r>
+        <w:t>james_recipient_rewrite</w:t>
+      </w:r>
+      <w:proofErr w:type="spellEnd"/>
+      <w:r>
+        <w:t xml:space="preserve"> a join </w:t>
+      </w:r>
+      <w:proofErr w:type="spellStart"/>
+      <w:r>
+        <w:t>jmocha.</w:t>
+      </w:r>
+      <w:r>
+        <w:t>tbl_usermaster</w:t>
+      </w:r>
+      <w:proofErr w:type="spellEnd"/>
+      <w:r>
+        <w:t xml:space="preserve"> b on </w:t>
+      </w:r>
+      <w:proofErr w:type="spellStart"/>
+      <w:r>
+        <w:t>concat</w:t>
+      </w:r>
+      <w:proofErr w:type="spellEnd"/>
+      <w:r>
+        <w:t>(</w:t>
+      </w:r>
+      <w:proofErr w:type="spellStart"/>
+      <w:r>
+        <w:t>a.USER_NAME</w:t>
+      </w:r>
+      <w:proofErr w:type="spellEnd"/>
+      <w:r>
+        <w:t xml:space="preserve">, '@', </w:t>
+      </w:r>
+      <w:proofErr w:type="spellStart"/>
+      <w:r>
+        <w:t>a.DOMAIN_NAME</w:t>
+      </w:r>
+      <w:proofErr w:type="spellEnd"/>
+      <w:r>
+        <w:t xml:space="preserve">) = </w:t>
+      </w:r>
+      <w:proofErr w:type="spellStart"/>
+      <w:r>
+        <w:t>b.MAIL</w:t>
+      </w:r>
+      <w:proofErr w:type="spellEnd"/>
+      <w:r>
+        <w:t xml:space="preserve"> set </w:t>
+      </w:r>
+      <w:proofErr w:type="spellStart"/>
+      <w:r>
+        <w:t>a.DOMAIN_NAME</w:t>
+      </w:r>
+      <w:proofErr w:type="spellEnd"/>
+      <w:r>
+        <w:t xml:space="preserve"> = 'ryobi-holdings.jp' where </w:t>
+      </w:r>
+      <w:proofErr w:type="spellStart"/>
+      <w:r>
+        <w:t>b.PHYSICALDELIVERYOFFICENAME</w:t>
+      </w:r>
+      <w:proofErr w:type="spellEnd"/>
+      <w:r>
+        <w:t xml:space="preserve"> = 'd100000000';</w:t>
+      </w:r>
+      <w:r>
+        <w:br/>
+      </w:r>
+      <w:r>
+        <w:t xml:space="preserve">  : </w:t>
+      </w:r>
+      <w:r>
+        <w:t xml:space="preserve">update </w:t>
+      </w:r>
+      <w:proofErr w:type="spellStart"/>
+      <w:r>
+        <w:t>jmocha.</w:t>
+      </w:r>
+      <w:r>
+        <w:t>james_recipient_rewrite</w:t>
+      </w:r>
+      <w:proofErr w:type="spellEnd"/>
+      <w:r>
+        <w:t xml:space="preserve"> a join </w:t>
+      </w:r>
+      <w:proofErr w:type="spellStart"/>
+      <w:r>
+        <w:t>jmocha.</w:t>
+      </w:r>
+      <w:r>
+        <w:t>tbl_usermaster</w:t>
+      </w:r>
+      <w:proofErr w:type="spellEnd"/>
+      <w:r>
+        <w:t xml:space="preserve"> b on </w:t>
+      </w:r>
+      <w:proofErr w:type="spellStart"/>
+      <w:r>
+        <w:t>concat</w:t>
+      </w:r>
+      <w:proofErr w:type="spellEnd"/>
+      <w:r>
+        <w:t>(</w:t>
+      </w:r>
+      <w:proofErr w:type="spellStart"/>
+      <w:r>
+        <w:t>a.USER_NAME</w:t>
+      </w:r>
+      <w:proofErr w:type="spellEnd"/>
+      <w:r>
+        <w:t xml:space="preserve">, '@', </w:t>
+      </w:r>
+      <w:proofErr w:type="spellStart"/>
+      <w:r>
+        <w:t>a.DOMAIN_NAME</w:t>
+      </w:r>
+      <w:proofErr w:type="spellEnd"/>
+      <w:r>
+        <w:t xml:space="preserve">) = </w:t>
+      </w:r>
+      <w:proofErr w:type="spellStart"/>
+      <w:r>
+        <w:t>b.MAIL</w:t>
+      </w:r>
+      <w:proofErr w:type="spellEnd"/>
+      <w:r>
+        <w:t xml:space="preserve"> set </w:t>
+      </w:r>
+      <w:proofErr w:type="spellStart"/>
+      <w:r>
+        <w:t>a.DOMAIN_NAME</w:t>
+      </w:r>
+      <w:proofErr w:type="spellEnd"/>
+      <w:r>
+        <w:t xml:space="preserve"> = '</w:t>
+      </w:r>
+      <w:r>
+        <w:t>okayama-kotsu.co.jp</w:t>
+      </w:r>
+      <w:r>
+        <w:t xml:space="preserve">' where </w:t>
+      </w:r>
+      <w:proofErr w:type="spellStart"/>
+      <w:r>
+        <w:t>b.PHYSICALDELIVERYOFFICENAME</w:t>
+      </w:r>
+      <w:proofErr w:type="spellEnd"/>
+      <w:r>
+        <w:t xml:space="preserve"> = 'd220000001';</w:t>
+      </w:r>
+      <w:r>
+        <w:br/>
+        <w:t xml:space="preserve">  : </w:t>
+      </w:r>
+      <w:r>
+        <w:t xml:space="preserve">update </w:t>
+      </w:r>
+      <w:proofErr w:type="spellStart"/>
+      <w:r>
+        <w:t>jmocha.james_recipient_rewrite</w:t>
+      </w:r>
+      <w:proofErr w:type="spellEnd"/>
+      <w:r>
+        <w:t xml:space="preserve"> a join </w:t>
+      </w:r>
+      <w:proofErr w:type="spellStart"/>
+      <w:r>
+        <w:t>jmocha.tbl_deptmaster</w:t>
+      </w:r>
+      <w:proofErr w:type="spellEnd"/>
+      <w:r>
+        <w:t xml:space="preserve"> b on </w:t>
+      </w:r>
+      <w:proofErr w:type="spellStart"/>
+      <w:r>
+        <w:t>concat</w:t>
+      </w:r>
+      <w:proofErr w:type="spellEnd"/>
+      <w:r>
+        <w:t>(</w:t>
+      </w:r>
+      <w:proofErr w:type="spellStart"/>
+      <w:r>
+        <w:t>a.USER_NAME</w:t>
+      </w:r>
+      <w:proofErr w:type="spellEnd"/>
+      <w:r>
+        <w:t xml:space="preserve">, '@', </w:t>
+      </w:r>
+      <w:proofErr w:type="spellStart"/>
+      <w:r>
+        <w:t>a.DOMAIN_NAME</w:t>
+      </w:r>
+      <w:proofErr w:type="spellEnd"/>
+      <w:r>
+        <w:t xml:space="preserve">) = </w:t>
+      </w:r>
+      <w:proofErr w:type="spellStart"/>
+      <w:r>
+        <w:t>b.MAIL</w:t>
+      </w:r>
+      <w:proofErr w:type="spellEnd"/>
+      <w:r>
+        <w:t xml:space="preserve"> set </w:t>
+      </w:r>
+      <w:proofErr w:type="spellStart"/>
+      <w:r>
+        <w:t>a.DOMAIN_NAME</w:t>
+      </w:r>
+      <w:proofErr w:type="spellEnd"/>
+      <w:r>
+        <w:t xml:space="preserve"> = 'ryobi-holdings.jp' where b.extensionattribute2 = 'd100000000' and </w:t>
+      </w:r>
+      <w:proofErr w:type="spellStart"/>
+      <w:r>
+        <w:lastRenderedPageBreak/>
+        <w:t>a.DOMAIN_NAME</w:t>
+      </w:r>
+      <w:proofErr w:type="spellEnd"/>
+      <w:r>
+        <w:t xml:space="preserve"> = 'ryobi-group.net';</w:t>
+      </w:r>
+      <w:r>
+        <w:br/>
+        <w:t xml:space="preserve">  : </w:t>
+      </w:r>
+      <w:r>
+        <w:t xml:space="preserve">update </w:t>
+      </w:r>
+      <w:proofErr w:type="spellStart"/>
+      <w:r>
+        <w:t>jmocha.james_recipient_rewrite</w:t>
+      </w:r>
+      <w:proofErr w:type="spellEnd"/>
+      <w:r>
+        <w:t xml:space="preserve"> a join </w:t>
+      </w:r>
+      <w:proofErr w:type="spellStart"/>
+      <w:r>
+        <w:t>jmocha.tbl_deptmaster</w:t>
+      </w:r>
+      <w:proofErr w:type="spellEnd"/>
+      <w:r>
+        <w:t xml:space="preserve"> b on </w:t>
+      </w:r>
+      <w:proofErr w:type="spellStart"/>
+      <w:r>
+        <w:t>concat</w:t>
+      </w:r>
+      <w:proofErr w:type="spellEnd"/>
+      <w:r>
+        <w:t>(</w:t>
+      </w:r>
+      <w:proofErr w:type="spellStart"/>
+      <w:r>
+        <w:t>a.USER_NAME</w:t>
+      </w:r>
+      <w:proofErr w:type="spellEnd"/>
+      <w:r>
+        <w:t xml:space="preserve">, '@', </w:t>
+      </w:r>
+      <w:proofErr w:type="spellStart"/>
+      <w:r>
+        <w:t>a.DOMAIN_NAME</w:t>
+      </w:r>
+      <w:proofErr w:type="spellEnd"/>
+      <w:r>
+        <w:t xml:space="preserve">) = </w:t>
+      </w:r>
+      <w:proofErr w:type="spellStart"/>
+      <w:r>
+        <w:t>b.MAIL</w:t>
+      </w:r>
+      <w:proofErr w:type="spellEnd"/>
+      <w:r>
+        <w:t xml:space="preserve"> set </w:t>
+      </w:r>
+      <w:proofErr w:type="spellStart"/>
+      <w:r>
+        <w:t>a.DOMAIN_NAME</w:t>
+      </w:r>
+      <w:proofErr w:type="spellEnd"/>
+      <w:r>
+        <w:t xml:space="preserve"> = 'okayama-kotsu.co.jp' where b.extensionattribute2 = 'd220000001' and </w:t>
+      </w:r>
+      <w:proofErr w:type="spellStart"/>
+      <w:r>
+        <w:t>a.DOMAIN_NAME</w:t>
+      </w:r>
+      <w:proofErr w:type="spellEnd"/>
+      <w:r>
+        <w:t xml:space="preserve"> = 'ryobi-group.net';</w:t>
+      </w:r>
+      <w:r>
+        <w:br/>
+        <w:t xml:space="preserve">  : </w:t>
+      </w:r>
+      <w:r>
+        <w:t xml:space="preserve">update </w:t>
+      </w:r>
+      <w:proofErr w:type="spellStart"/>
+      <w:r>
+        <w:t>jmocha.james_recipient_rewrite</w:t>
+      </w:r>
+      <w:proofErr w:type="spellEnd"/>
+      <w:r>
+        <w:t xml:space="preserve"> a join </w:t>
+      </w:r>
+      <w:proofErr w:type="spellStart"/>
+      <w:r>
+        <w:t>jmocha.jmocha_distribution</w:t>
+      </w:r>
+      <w:proofErr w:type="spellEnd"/>
+      <w:r>
+        <w:t xml:space="preserve"> b on </w:t>
+      </w:r>
+      <w:proofErr w:type="spellStart"/>
+      <w:r>
+        <w:t>concat</w:t>
+      </w:r>
+      <w:proofErr w:type="spellEnd"/>
+      <w:r>
+        <w:t>(</w:t>
+      </w:r>
+      <w:proofErr w:type="spellStart"/>
+      <w:r>
+        <w:t>a.USER_NAME</w:t>
+      </w:r>
+      <w:proofErr w:type="spellEnd"/>
+      <w:r>
+        <w:t xml:space="preserve">, '@', </w:t>
+      </w:r>
+      <w:proofErr w:type="spellStart"/>
+      <w:r>
+        <w:t>a.DOMAIN_NAME</w:t>
+      </w:r>
+      <w:proofErr w:type="spellEnd"/>
+      <w:r>
+        <w:t xml:space="preserve">) = </w:t>
+      </w:r>
+      <w:proofErr w:type="spellStart"/>
+      <w:r>
+        <w:t>b.MAIL</w:t>
+      </w:r>
+      <w:proofErr w:type="spellEnd"/>
+      <w:r>
+        <w:t xml:space="preserve"> set </w:t>
+      </w:r>
+      <w:proofErr w:type="spellStart"/>
+      <w:r>
+        <w:t>a.DOMAIN_NAME</w:t>
+      </w:r>
+      <w:proofErr w:type="spellEnd"/>
+      <w:r>
+        <w:t xml:space="preserve"> = 'ryobi-holdings.jp' where </w:t>
+      </w:r>
+      <w:proofErr w:type="spellStart"/>
+      <w:r>
+        <w:t>b.COMPANY_ID</w:t>
+      </w:r>
+      <w:proofErr w:type="spellEnd"/>
+      <w:r>
+        <w:t xml:space="preserve"> = 'd100000000';</w:t>
+      </w:r>
+      <w:r>
+        <w:br/>
+        <w:t xml:space="preserve">  : </w:t>
+      </w:r>
+      <w:r>
+        <w:t xml:space="preserve">update </w:t>
+      </w:r>
+      <w:proofErr w:type="spellStart"/>
+      <w:r>
+        <w:t>jmocha.james_recipient_rewrite</w:t>
+      </w:r>
+      <w:proofErr w:type="spellEnd"/>
+      <w:r>
+        <w:t xml:space="preserve"> a join </w:t>
+      </w:r>
+      <w:proofErr w:type="spellStart"/>
+      <w:r>
+        <w:t>jmocha.jmocha_distribution</w:t>
+      </w:r>
+      <w:proofErr w:type="spellEnd"/>
+      <w:r>
+        <w:t xml:space="preserve"> b on </w:t>
+      </w:r>
+      <w:proofErr w:type="spellStart"/>
+      <w:r>
+        <w:t>concat</w:t>
+      </w:r>
+      <w:proofErr w:type="spellEnd"/>
+      <w:r>
+        <w:t>(</w:t>
+      </w:r>
+      <w:proofErr w:type="spellStart"/>
+      <w:r>
+        <w:t>a.USER_NAME</w:t>
+      </w:r>
+      <w:proofErr w:type="spellEnd"/>
+      <w:r>
+        <w:t xml:space="preserve">, '@', </w:t>
+      </w:r>
+      <w:proofErr w:type="spellStart"/>
+      <w:r>
+        <w:t>a.DOMAIN_NAME</w:t>
+      </w:r>
+      <w:proofErr w:type="spellEnd"/>
+      <w:r>
+        <w:t xml:space="preserve">) = </w:t>
+      </w:r>
+      <w:proofErr w:type="spellStart"/>
+      <w:r>
+        <w:t>b.MAIL</w:t>
+      </w:r>
+      <w:proofErr w:type="spellEnd"/>
+      <w:r>
+        <w:t xml:space="preserve"> set </w:t>
+      </w:r>
+      <w:proofErr w:type="spellStart"/>
+      <w:r>
+        <w:t>a.DOMAIN_NAME</w:t>
+      </w:r>
+      <w:proofErr w:type="spellEnd"/>
+      <w:r>
+        <w:t xml:space="preserve"> = 'okayama-kotsu.co.jp' where </w:t>
+      </w:r>
+      <w:proofErr w:type="spellStart"/>
+      <w:r>
+        <w:t>b.COMPANY_ID</w:t>
+      </w:r>
+      <w:proofErr w:type="spellEnd"/>
+      <w:r>
+        <w:t xml:space="preserve"> = 'd220000001';</w:t>
+      </w:r>
+      <w:bookmarkStart w:id="3" w:name="_GoBack"/>
+      <w:bookmarkEnd w:id="3"/>
+    </w:p>
+    <w:p>
+      <w:pPr>
+        <w:pStyle w:val="a4"/>
+        <w:numPr>
+          <w:ilvl w:val="0"/>
+          <w:numId w:val="10"/>
+        </w:numPr>
+        <w:ind w:leftChars="0"/>
+      </w:pPr>
+      <w:proofErr w:type="spellStart"/>
+      <w:r>
+        <w:t>jmocha_distribution</w:t>
+      </w:r>
+      <w:proofErr w:type="spellEnd"/>
+      <w:r>
+        <w:t xml:space="preserve"> </w:t>
+      </w:r>
+      <w:r>
+        <w:rPr>
+          <w:rFonts w:hint="eastAsia"/>
+        </w:rPr>
+        <w:t xml:space="preserve">테이블의 </w:t>
+      </w:r>
+      <w:r>
+        <w:t xml:space="preserve">mail </w:t>
+      </w:r>
+      <w:proofErr w:type="spellStart"/>
+      <w:r>
+        <w:rPr>
+          <w:rFonts w:hint="eastAsia"/>
+        </w:rPr>
+        <w:t>컬럼에서</w:t>
+      </w:r>
+      <w:proofErr w:type="spellEnd"/>
+      <w:r>
+        <w:rPr>
+          <w:rFonts w:hint="eastAsia"/>
+        </w:rPr>
+        <w:t xml:space="preserve"> </w:t>
+      </w:r>
+      <w:r>
+        <w:t>ryobi-group.</w:t>
+      </w:r>
+      <w:r>
+        <w:t>net을</w:t>
+      </w:r>
+      <w:r>
+        <w:rPr>
+          <w:rFonts w:hint="eastAsia"/>
+        </w:rPr>
+        <w:t xml:space="preserve"> </w:t>
+      </w:r>
+      <w:r>
+        <w:rPr>
+          <w:rFonts w:hint="eastAsia"/>
+        </w:rPr>
+        <w:t>각</w:t>
+      </w:r>
+      <w:r>
+        <w:rPr>
+          <w:rFonts w:hint="eastAsia"/>
+        </w:rPr>
+        <w:t xml:space="preserve"> </w:t>
+      </w:r>
+      <w:r>
+        <w:rPr>
+          <w:rFonts w:hint="eastAsia"/>
+        </w:rPr>
+        <w:t>회사별로 ryobi-holdings.jp와 okayama-kotsu.co.jp로 변경한다.</w:t>
+      </w:r>
+      <w:r>
+        <w:br/>
+        <w:t>- SQL</w:t>
+      </w:r>
+      <w:r>
+        <w:rPr>
+          <w:rFonts w:hint="eastAsia"/>
+        </w:rPr>
+        <w:t>문</w:t>
+      </w:r>
+      <w:r>
+        <w:br/>
+      </w:r>
+      <w:proofErr w:type="gramStart"/>
+      <w:r>
+        <w:rPr>
+          <w:rFonts w:hint="eastAsia"/>
+        </w:rPr>
+        <w:t xml:space="preserve">  :</w:t>
+      </w:r>
+      <w:proofErr w:type="gramEnd"/>
+      <w:r>
+        <w:rPr>
+          <w:rFonts w:hint="eastAsia"/>
+        </w:rPr>
+        <w:t xml:space="preserve"> </w:t>
+      </w:r>
+      <w:r>
+        <w:t xml:space="preserve">UPDATE </w:t>
+      </w:r>
+      <w:proofErr w:type="spellStart"/>
+      <w:r>
+        <w:t>jmocha.jmocha_distribution</w:t>
+      </w:r>
+      <w:proofErr w:type="spellEnd"/>
+      <w:r>
+        <w:t xml:space="preserve"> SET mail = replace(mail, 'ryobi-group.net', 'ryobi-holdings.jp') WHERE COMPANY_ID = 'd100000000';</w:t>
+      </w:r>
+      <w:r>
+        <w:br/>
+        <w:t xml:space="preserve">  : </w:t>
+      </w:r>
+      <w:r>
+        <w:t xml:space="preserve">UPDATE </w:t>
+      </w:r>
+      <w:proofErr w:type="spellStart"/>
+      <w:r>
+        <w:t>jmocha.jmocha_distribution</w:t>
+      </w:r>
+      <w:proofErr w:type="spellEnd"/>
+      <w:r>
+        <w:t xml:space="preserve"> SET mail = replace(mail, 'ryobi-group.net', 'okayama-kotsu.co.jp') WHERE COMPANY_ID = 'd220000001';</w:t>
+      </w:r>
+    </w:p>
+    <w:p>
+      <w:pPr>
+        <w:pStyle w:val="a4"/>
+        <w:numPr>
+          <w:ilvl w:val="0"/>
+          <w:numId w:val="10"/>
+        </w:numPr>
+        <w:ind w:leftChars="0"/>
+      </w:pPr>
+      <w:proofErr w:type="spellStart"/>
+      <w:r>
+        <w:t>jmocha_alias</w:t>
+      </w:r>
+      <w:proofErr w:type="spellEnd"/>
+      <w:r>
+        <w:t xml:space="preserve"> </w:t>
+      </w:r>
+      <w:r>
+        <w:rPr>
+          <w:rFonts w:hint="eastAsia"/>
+        </w:rPr>
+        <w:t xml:space="preserve">테이블의 </w:t>
+      </w:r>
+      <w:proofErr w:type="spellStart"/>
+      <w:r>
+        <w:t>alias_address</w:t>
+      </w:r>
+      <w:proofErr w:type="spellEnd"/>
+      <w:r>
+        <w:t xml:space="preserve"> </w:t>
+      </w:r>
+      <w:proofErr w:type="spellStart"/>
+      <w:r>
+        <w:rPr>
+          <w:rFonts w:hint="eastAsia"/>
+        </w:rPr>
+        <w:t>컬럼에서</w:t>
+      </w:r>
+      <w:proofErr w:type="spellEnd"/>
+      <w:r>
+        <w:rPr>
+          <w:rFonts w:hint="eastAsia"/>
+        </w:rPr>
+        <w:t xml:space="preserve"> </w:t>
+      </w:r>
+      <w:r>
+        <w:t>ryobi-group.</w:t>
+      </w:r>
+      <w:r>
+        <w:t>net을</w:t>
+      </w:r>
+      <w:r>
+        <w:rPr>
+          <w:rFonts w:hint="eastAsia"/>
+        </w:rPr>
+        <w:t xml:space="preserve"> 각 회사별로 ryobi-holdings.jp와 okayama-kotsu.co.jp로 변경한다.</w:t>
+      </w:r>
+      <w:r>
+        <w:br/>
+        <w:t>- SQL</w:t>
+      </w:r>
+      <w:r>
+        <w:rPr>
+          <w:rFonts w:hint="eastAsia"/>
+        </w:rPr>
+        <w:t>문</w:t>
+      </w:r>
+      <w:r>
+        <w:br/>
+      </w:r>
+      <w:r>
+        <w:rPr>
+          <w:rFonts w:hint="eastAsia"/>
+        </w:rPr>
+        <w:t xml:space="preserve">  : </w:t>
+      </w:r>
+      <w:r>
+        <w:t xml:space="preserve">update </w:t>
+      </w:r>
+      <w:proofErr w:type="spellStart"/>
+      <w:r>
+        <w:t>jmocha.</w:t>
+      </w:r>
+      <w:r>
+        <w:t>jmocha_alias</w:t>
+      </w:r>
+      <w:proofErr w:type="spellEnd"/>
+      <w:r>
+        <w:t xml:space="preserve"> a join </w:t>
+      </w:r>
+      <w:proofErr w:type="spellStart"/>
+      <w:r>
+        <w:t>jmocha.</w:t>
+      </w:r>
+      <w:r>
+        <w:t>tbl_usermaster</w:t>
+      </w:r>
+      <w:proofErr w:type="spellEnd"/>
+      <w:r>
+        <w:t xml:space="preserve"> b on </w:t>
+      </w:r>
+      <w:proofErr w:type="spellStart"/>
+      <w:r>
+        <w:t>a.target_address</w:t>
+      </w:r>
+      <w:proofErr w:type="spellEnd"/>
+      <w:r>
+        <w:t xml:space="preserve"> = </w:t>
+      </w:r>
+      <w:proofErr w:type="spellStart"/>
+      <w:r>
+        <w:t>concat</w:t>
+      </w:r>
+      <w:proofErr w:type="spellEnd"/>
+      <w:r>
+        <w:t xml:space="preserve">(b.cn, '@ezekp.com') SET </w:t>
+      </w:r>
+      <w:proofErr w:type="spellStart"/>
+      <w:r>
+        <w:t>a.alias_address</w:t>
+      </w:r>
+      <w:proofErr w:type="spellEnd"/>
+      <w:r>
+        <w:t xml:space="preserve"> = replace(</w:t>
+      </w:r>
+      <w:proofErr w:type="spellStart"/>
+      <w:r>
+        <w:t>a.alias_address</w:t>
+      </w:r>
+      <w:proofErr w:type="spellEnd"/>
+      <w:r>
+        <w:t xml:space="preserve">, 'ryobi-group.net', 'ryobi-holdings.jp') where </w:t>
+      </w:r>
+      <w:proofErr w:type="spellStart"/>
+      <w:r>
+        <w:t>b.PHYSICALDELIVERYOFFICENAME</w:t>
+      </w:r>
+      <w:proofErr w:type="spellEnd"/>
+      <w:r>
+        <w:t xml:space="preserve"> = 'd100000000';</w:t>
+      </w:r>
+      <w:r>
+        <w:br/>
+        <w:t xml:space="preserve">  : </w:t>
+      </w:r>
+      <w:r>
+        <w:t xml:space="preserve">update </w:t>
+      </w:r>
+      <w:proofErr w:type="spellStart"/>
+      <w:r>
+        <w:t>jmocha.</w:t>
+      </w:r>
+      <w:r>
+        <w:t>jmocha_alias</w:t>
+      </w:r>
+      <w:proofErr w:type="spellEnd"/>
+      <w:r>
+        <w:t xml:space="preserve"> a join </w:t>
+      </w:r>
+      <w:proofErr w:type="spellStart"/>
+      <w:r>
+        <w:t>jmocha.</w:t>
+      </w:r>
+      <w:r>
+        <w:t>tbl_usermaster</w:t>
+      </w:r>
+      <w:proofErr w:type="spellEnd"/>
+      <w:r>
+        <w:t xml:space="preserve"> b on </w:t>
+      </w:r>
+      <w:proofErr w:type="spellStart"/>
+      <w:r>
+        <w:t>a.target_address</w:t>
+      </w:r>
+      <w:proofErr w:type="spellEnd"/>
+      <w:r>
+        <w:t xml:space="preserve"> = </w:t>
+      </w:r>
+      <w:proofErr w:type="spellStart"/>
+      <w:r>
+        <w:t>concat</w:t>
+      </w:r>
+      <w:proofErr w:type="spellEnd"/>
+      <w:r>
+        <w:t xml:space="preserve">(b.cn, '@ezekp.com') SET </w:t>
+      </w:r>
+      <w:proofErr w:type="spellStart"/>
+      <w:r>
+        <w:t>a.alias_address</w:t>
+      </w:r>
+      <w:proofErr w:type="spellEnd"/>
+      <w:r>
+        <w:t xml:space="preserve"> = replace(</w:t>
+      </w:r>
+      <w:proofErr w:type="spellStart"/>
+      <w:r>
+        <w:t>a.alias_address</w:t>
+      </w:r>
+      <w:proofErr w:type="spellEnd"/>
+      <w:r>
+        <w:t xml:space="preserve">, 'ryobi-group.net', 'okayama-kotsu.co.jp') where </w:t>
+      </w:r>
+      <w:proofErr w:type="spellStart"/>
+      <w:r>
+        <w:t>b.PHYSICALDELIVERYOFFICENAME</w:t>
+      </w:r>
+      <w:proofErr w:type="spellEnd"/>
+      <w:r>
+        <w:t xml:space="preserve"> = 'd220000001';</w:t>
+      </w:r>
+    </w:p>
+    <w:p>
+      <w:pPr>
+        <w:pStyle w:val="a4"/>
+        <w:numPr>
+          <w:ilvl w:val="0"/>
+          <w:numId w:val="10"/>
+        </w:numPr>
+        <w:ind w:leftChars="0"/>
+      </w:pPr>
+      <w:proofErr w:type="spellStart"/>
+      <w:r>
+        <w:t>tbl_deptmaster</w:t>
+      </w:r>
+      <w:proofErr w:type="spellEnd"/>
+      <w:r>
+        <w:t xml:space="preserve"> </w:t>
+      </w:r>
+      <w:r>
+        <w:rPr>
+          <w:rFonts w:hint="eastAsia"/>
+        </w:rPr>
+        <w:t xml:space="preserve">테이블과 </w:t>
+      </w:r>
+      <w:proofErr w:type="spellStart"/>
+      <w:r>
+        <w:t>jmocha_dept_master</w:t>
+      </w:r>
+      <w:proofErr w:type="spellEnd"/>
+      <w:r>
+        <w:t xml:space="preserve"> </w:t>
+      </w:r>
+      <w:r>
+        <w:rPr>
+          <w:rFonts w:hint="eastAsia"/>
+        </w:rPr>
+        <w:t xml:space="preserve">테이블의 </w:t>
+      </w:r>
+      <w:r>
+        <w:t xml:space="preserve">mail </w:t>
+      </w:r>
+      <w:proofErr w:type="spellStart"/>
+      <w:r>
+        <w:rPr>
+          <w:rFonts w:hint="eastAsia"/>
+        </w:rPr>
+        <w:t>컬럼에서</w:t>
+      </w:r>
+      <w:proofErr w:type="spellEnd"/>
+      <w:r>
+        <w:rPr>
+          <w:rFonts w:hint="eastAsia"/>
+        </w:rPr>
+        <w:t xml:space="preserve"> </w:t>
+      </w:r>
+      <w:r>
+        <w:t>ryobi-group.</w:t>
+      </w:r>
+      <w:r>
+        <w:t>net을</w:t>
+      </w:r>
+      <w:r>
+        <w:rPr>
+          <w:rFonts w:hint="eastAsia"/>
+        </w:rPr>
+        <w:t xml:space="preserve"> 각 회사별로 ryobi-holdings.jp와 okayama-kotsu.co.jp로 변경한다.</w:t>
+      </w:r>
+      <w:r>
+        <w:br/>
+        <w:t>- SQL</w:t>
+      </w:r>
+      <w:r>
+        <w:rPr>
+          <w:rFonts w:hint="eastAsia"/>
+        </w:rPr>
+        <w:t>문</w:t>
+      </w:r>
+      <w:r>
+        <w:br/>
+      </w:r>
+      <w:r>
+        <w:rPr>
+          <w:rFonts w:hint="eastAsia"/>
+        </w:rPr>
+        <w:lastRenderedPageBreak/>
+        <w:t xml:space="preserve">  : </w:t>
+      </w:r>
+      <w:r>
+        <w:t xml:space="preserve">UPDATE </w:t>
+      </w:r>
+      <w:proofErr w:type="spellStart"/>
+      <w:r>
+        <w:t>jmocha.tbl_deptmaster</w:t>
+      </w:r>
+      <w:proofErr w:type="spellEnd"/>
+      <w:r>
+        <w:t xml:space="preserve"> SET mail = replace(mail, 'ryobi-group.net', 'ryobi-holdings.jp') WHERE EXTENSIONATTRIBUTE2 = 'd100000000';</w:t>
+      </w:r>
+      <w:r>
+        <w:br/>
+        <w:t xml:space="preserve">  : </w:t>
+      </w:r>
+      <w:r>
+        <w:t xml:space="preserve">UPDATE </w:t>
+      </w:r>
+      <w:proofErr w:type="spellStart"/>
+      <w:r>
+        <w:t>jmocha.tbl_deptmaster</w:t>
+      </w:r>
+      <w:proofErr w:type="spellEnd"/>
+      <w:r>
+        <w:t xml:space="preserve"> SET mail = replace(mail, 'ryobi-group.net', 'okayama-kotsu.co.jp') WHERE EXTENSIONATTRIBUTE2 = 'd220000001';</w:t>
+      </w:r>
+      <w:r>
+        <w:br/>
+      </w:r>
+      <w:r>
+        <w:rPr>
+          <w:rFonts w:hint="eastAsia"/>
+        </w:rPr>
+        <w:t xml:space="preserve">  : </w:t>
+      </w:r>
+      <w:r>
+        <w:t xml:space="preserve">UPDATE </w:t>
+      </w:r>
+      <w:proofErr w:type="spellStart"/>
+      <w:r>
+        <w:t>jmocha.jmocha_dept_master</w:t>
+      </w:r>
+      <w:proofErr w:type="spellEnd"/>
+      <w:r>
+        <w:t xml:space="preserve"> SET mail = replace(mail, 'ryobi-group.net', 'ryobi-holdings.jp') WHERE EXTENSIONATTRIBUTE2 = 'd100000000';</w:t>
+      </w:r>
+      <w:r>
+        <w:br/>
+        <w:t xml:space="preserve">  : </w:t>
+      </w:r>
+      <w:r>
+        <w:t xml:space="preserve">UPDATE </w:t>
+      </w:r>
+      <w:proofErr w:type="spellStart"/>
+      <w:r>
+        <w:t>jmocha.jmocha_dept_master</w:t>
+      </w:r>
+      <w:proofErr w:type="spellEnd"/>
+      <w:r>
+        <w:t xml:space="preserve"> SET mail = replace(mail, 'ryobi-group.net', 'okayama-kotsu.co.jp') WHERE EXTENSIONATTRIBUTE2 = 'd220000001';</w:t>
+      </w:r>
+    </w:p>
+    <w:p>
+      <w:pPr>
+        <w:pStyle w:val="a4"/>
+        <w:numPr>
+          <w:ilvl w:val="0"/>
+          <w:numId w:val="10"/>
+        </w:numPr>
+        <w:ind w:leftChars="0"/>
+      </w:pPr>
+      <w:proofErr w:type="spellStart"/>
+      <w:r>
+        <w:t>tbl_usermaster</w:t>
+      </w:r>
+      <w:proofErr w:type="spellEnd"/>
+      <w:r>
+        <w:t xml:space="preserve"> </w:t>
+      </w:r>
+      <w:r>
+        <w:rPr>
+          <w:rFonts w:hint="eastAsia"/>
+        </w:rPr>
+        <w:t xml:space="preserve">테이블의 </w:t>
+      </w:r>
+      <w:r>
+        <w:t xml:space="preserve">mail </w:t>
+      </w:r>
+      <w:proofErr w:type="spellStart"/>
+      <w:r>
+        <w:rPr>
+          <w:rFonts w:hint="eastAsia"/>
+        </w:rPr>
+        <w:t>컬럼에서</w:t>
+      </w:r>
+      <w:proofErr w:type="spellEnd"/>
+      <w:r>
+        <w:rPr>
+          <w:rFonts w:hint="eastAsia"/>
+        </w:rPr>
+        <w:t xml:space="preserve"> </w:t>
+      </w:r>
+      <w:r>
+        <w:t>ryobi-group.</w:t>
+      </w:r>
+      <w:r>
+        <w:t>net을</w:t>
+      </w:r>
+      <w:r>
+        <w:rPr>
+          <w:rFonts w:hint="eastAsia"/>
+        </w:rPr>
+        <w:t xml:space="preserve"> 각 회사별로 ryobi-holdings.jp와 okayama-kotsu.co.jp로 변경한다.</w:t>
+      </w:r>
+      <w:r>
+        <w:br/>
+        <w:t>- SQL</w:t>
+      </w:r>
+      <w:r>
+        <w:rPr>
+          <w:rFonts w:hint="eastAsia"/>
+        </w:rPr>
+        <w:t>문</w:t>
+      </w:r>
+      <w:r>
+        <w:br/>
+      </w:r>
+      <w:proofErr w:type="gramStart"/>
+      <w:r>
+        <w:rPr>
+          <w:rFonts w:hint="eastAsia"/>
+        </w:rPr>
+        <w:t xml:space="preserve">  :</w:t>
+      </w:r>
+      <w:proofErr w:type="gramEnd"/>
+      <w:r>
+        <w:rPr>
+          <w:rFonts w:hint="eastAsia"/>
+        </w:rPr>
+        <w:t xml:space="preserve"> </w:t>
+      </w:r>
+      <w:r>
+        <w:t xml:space="preserve">UPDATE </w:t>
+      </w:r>
+      <w:proofErr w:type="spellStart"/>
+      <w:r>
+        <w:t>jmocha.tbl_usermaster</w:t>
+      </w:r>
+      <w:proofErr w:type="spellEnd"/>
+      <w:r>
+        <w:t xml:space="preserve"> SET mail = replace(mail, 'ryobi-group.net', 'ryobi-holdings.jp') WHERE PHYSICALDELIVERYOFFICENAME = 'd100000000';</w:t>
+      </w:r>
+      <w:r>
+        <w:br/>
+        <w:t xml:space="preserve">  : </w:t>
+      </w:r>
+      <w:r>
+        <w:t xml:space="preserve">UPDATE </w:t>
+      </w:r>
+      <w:proofErr w:type="spellStart"/>
+      <w:r>
+        <w:t>jmocha.tbl_usermaster</w:t>
+      </w:r>
+      <w:proofErr w:type="spellEnd"/>
+      <w:r>
+        <w:t xml:space="preserve"> SET mail = replace(mail, 'ryobi-group.net', 'okayama-kotsu.co.jp') WHERE PHYSICALDELIVERYOFFICENAME = 'd220000001';</w:t>
+      </w:r>
+    </w:p>
+    <w:p>
+      <w:pPr>
+        <w:pStyle w:val="a4"/>
+        <w:numPr>
+          <w:ilvl w:val="0"/>
+          <w:numId w:val="11"/>
+        </w:numPr>
+        <w:ind w:leftChars="0"/>
+      </w:pPr>
+      <w:r>
+        <w:rPr>
+          <w:rFonts w:hint="eastAsia"/>
+        </w:rPr>
+        <w:t>주의사항</w:t>
+      </w:r>
+      <w:r>
+        <w:br/>
+      </w:r>
+      <w:r>
+        <w:rPr>
+          <w:rFonts w:hint="eastAsia"/>
+        </w:rPr>
+        <w:t>인사연동서버(</w:t>
+      </w:r>
+      <w:proofErr w:type="spellStart"/>
+      <w:r>
+        <w:t>ezSyncServer</w:t>
+      </w:r>
+      <w:proofErr w:type="spellEnd"/>
+      <w:r>
+        <w:t>)</w:t>
+      </w:r>
+      <w:r>
+        <w:rPr>
+          <w:rFonts w:hint="eastAsia"/>
+        </w:rPr>
+        <w:t xml:space="preserve">에 의해 동기화하는 경우 인사연동 테이블에 있는 </w:t>
+      </w:r>
+      <w:proofErr w:type="spellStart"/>
+      <w:r>
+        <w:rPr>
+          <w:rFonts w:hint="eastAsia"/>
+        </w:rPr>
+        <w:t>이메일</w:t>
+      </w:r>
+      <w:proofErr w:type="spellEnd"/>
+      <w:r>
+        <w:rPr>
+          <w:rFonts w:hint="eastAsia"/>
+        </w:rPr>
+        <w:t xml:space="preserve"> 주소의 도메인도 적절히 변경하여야 한다.</w:t>
+      </w:r>
     </w:p>
     <w:sectPr>
       <w:pgSz w:w="11906" w:h="16838"/>
@@ -1666,6 +3640,95 @@
     </w:lvl>
   </w:abstractNum>
   <w:abstractNum w:abstractNumId="1" w15:restartNumberingAfterBreak="0">
+    <w:nsid w:val="22FC489A"/>
+    <w:multiLevelType w:val="hybridMultilevel"/>
+    <w:tmpl w:val="08C266C8"/>
+    <w:lvl w:ilvl="0" w:tplc="0409000F">
+      <w:start w:val="1"/>
+      <w:numFmt w:val="decimal"/>
+      <w:lvlText w:val="%1."/>
+      <w:lvlJc w:val="left"/>
+      <w:pPr>
+        <w:ind w:left="720" w:hanging="360"/>
+      </w:pPr>
+      <w:rPr>
+        <w:rFonts w:hint="default"/>
+      </w:rPr>
+    </w:lvl>
+    <w:lvl w:ilvl="1" w:tplc="04090019">
+      <w:start w:val="1"/>
+      <w:numFmt w:val="lowerLetter"/>
+      <w:lvlText w:val="%2."/>
+      <w:lvlJc w:val="left"/>
+      <w:pPr>
+        <w:ind w:left="1440" w:hanging="360"/>
+      </w:pPr>
+    </w:lvl>
+    <w:lvl w:ilvl="2" w:tplc="0409001B" w:tentative="1">
+      <w:start w:val="1"/>
+      <w:numFmt w:val="lowerRoman"/>
+      <w:lvlText w:val="%3."/>
+      <w:lvlJc w:val="right"/>
+      <w:pPr>
+        <w:ind w:left="2160" w:hanging="180"/>
+      </w:pPr>
+    </w:lvl>
+    <w:lvl w:ilvl="3" w:tplc="0409000F" w:tentative="1">
+      <w:start w:val="1"/>
+      <w:numFmt w:val="decimal"/>
+      <w:lvlText w:val="%4."/>
+      <w:lvlJc w:val="left"/>
+      <w:pPr>
+        <w:ind w:left="2880" w:hanging="360"/>
+      </w:pPr>
+    </w:lvl>
+    <w:lvl w:ilvl="4" w:tplc="04090019" w:tentative="1">
+      <w:start w:val="1"/>
+      <w:numFmt w:val="lowerLetter"/>
+      <w:lvlText w:val="%5."/>
+      <w:lvlJc w:val="left"/>
+      <w:pPr>
+        <w:ind w:left="3600" w:hanging="360"/>
+      </w:pPr>
+    </w:lvl>
+    <w:lvl w:ilvl="5" w:tplc="0409001B" w:tentative="1">
+      <w:start w:val="1"/>
+      <w:numFmt w:val="lowerRoman"/>
+      <w:lvlText w:val="%6."/>
+      <w:lvlJc w:val="right"/>
+      <w:pPr>
+        <w:ind w:left="4320" w:hanging="180"/>
+      </w:pPr>
+    </w:lvl>
+    <w:lvl w:ilvl="6" w:tplc="0409000F" w:tentative="1">
+      <w:start w:val="1"/>
+      <w:numFmt w:val="decimal"/>
+      <w:lvlText w:val="%7."/>
+      <w:lvlJc w:val="left"/>
+      <w:pPr>
+        <w:ind w:left="5040" w:hanging="360"/>
+      </w:pPr>
+    </w:lvl>
+    <w:lvl w:ilvl="7" w:tplc="04090019" w:tentative="1">
+      <w:start w:val="1"/>
+      <w:numFmt w:val="lowerLetter"/>
+      <w:lvlText w:val="%8."/>
+      <w:lvlJc w:val="left"/>
+      <w:pPr>
+        <w:ind w:left="5760" w:hanging="360"/>
+      </w:pPr>
+    </w:lvl>
+    <w:lvl w:ilvl="8" w:tplc="0409001B" w:tentative="1">
+      <w:start w:val="1"/>
+      <w:numFmt w:val="lowerRoman"/>
+      <w:lvlText w:val="%9."/>
+      <w:lvlJc w:val="right"/>
+      <w:pPr>
+        <w:ind w:left="6480" w:hanging="180"/>
+      </w:pPr>
+    </w:lvl>
+  </w:abstractNum>
+  <w:abstractNum w:abstractNumId="2" w15:restartNumberingAfterBreak="0">
     <w:nsid w:val="273A0EC8"/>
     <w:multiLevelType w:val="hybridMultilevel"/>
     <w:tmpl w:val="08C266C8"/>
@@ -1754,7 +3817,7 @@
       </w:pPr>
     </w:lvl>
   </w:abstractNum>
-  <w:abstractNum w:abstractNumId="2" w15:restartNumberingAfterBreak="0">
+  <w:abstractNum w:abstractNumId="3" w15:restartNumberingAfterBreak="0">
     <w:nsid w:val="2C52012D"/>
     <w:multiLevelType w:val="hybridMultilevel"/>
     <w:tmpl w:val="ABEABE9C"/>
@@ -1840,7 +3903,7 @@
       </w:pPr>
     </w:lvl>
   </w:abstractNum>
-  <w:abstractNum w:abstractNumId="3" w15:restartNumberingAfterBreak="0">
+  <w:abstractNum w:abstractNumId="4" w15:restartNumberingAfterBreak="0">
     <w:nsid w:val="3C733EA1"/>
     <w:multiLevelType w:val="hybridMultilevel"/>
     <w:tmpl w:val="CAD25A70"/>
@@ -1926,7 +3989,93 @@
       </w:pPr>
     </w:lvl>
   </w:abstractNum>
-  <w:abstractNum w:abstractNumId="4" w15:restartNumberingAfterBreak="0">
+  <w:abstractNum w:abstractNumId="5" w15:restartNumberingAfterBreak="0">
+    <w:nsid w:val="405111EB"/>
+    <w:multiLevelType w:val="hybridMultilevel"/>
+    <w:tmpl w:val="B002D896"/>
+    <w:lvl w:ilvl="0" w:tplc="0409000F">
+      <w:start w:val="1"/>
+      <w:numFmt w:val="decimal"/>
+      <w:lvlText w:val="%1."/>
+      <w:lvlJc w:val="left"/>
+      <w:pPr>
+        <w:ind w:left="800" w:hanging="400"/>
+      </w:pPr>
+    </w:lvl>
+    <w:lvl w:ilvl="1" w:tplc="04090019" w:tentative="1">
+      <w:start w:val="1"/>
+      <w:numFmt w:val="upperLetter"/>
+      <w:lvlText w:val="%2."/>
+      <w:lvlJc w:val="left"/>
+      <w:pPr>
+        <w:ind w:left="1200" w:hanging="400"/>
+      </w:pPr>
+    </w:lvl>
+    <w:lvl w:ilvl="2" w:tplc="0409001B" w:tentative="1">
+      <w:start w:val="1"/>
+      <w:numFmt w:val="lowerRoman"/>
+      <w:lvlText w:val="%3."/>
+      <w:lvlJc w:val="right"/>
+      <w:pPr>
+        <w:ind w:left="1600" w:hanging="400"/>
+      </w:pPr>
+    </w:lvl>
+    <w:lvl w:ilvl="3" w:tplc="0409000F" w:tentative="1">
+      <w:start w:val="1"/>
+      <w:numFmt w:val="decimal"/>
+      <w:lvlText w:val="%4."/>
+      <w:lvlJc w:val="left"/>
+      <w:pPr>
+        <w:ind w:left="2000" w:hanging="400"/>
+      </w:pPr>
+    </w:lvl>
+    <w:lvl w:ilvl="4" w:tplc="04090019" w:tentative="1">
+      <w:start w:val="1"/>
+      <w:numFmt w:val="upperLetter"/>
+      <w:lvlText w:val="%5."/>
+      <w:lvlJc w:val="left"/>
+      <w:pPr>
+        <w:ind w:left="2400" w:hanging="400"/>
+      </w:pPr>
+    </w:lvl>
+    <w:lvl w:ilvl="5" w:tplc="0409001B" w:tentative="1">
+      <w:start w:val="1"/>
+      <w:numFmt w:val="lowerRoman"/>
+      <w:lvlText w:val="%6."/>
+      <w:lvlJc w:val="right"/>
+      <w:pPr>
+        <w:ind w:left="2800" w:hanging="400"/>
+      </w:pPr>
+    </w:lvl>
+    <w:lvl w:ilvl="6" w:tplc="0409000F" w:tentative="1">
+      <w:start w:val="1"/>
+      <w:numFmt w:val="decimal"/>
+      <w:lvlText w:val="%7."/>
+      <w:lvlJc w:val="left"/>
+      <w:pPr>
+        <w:ind w:left="3200" w:hanging="400"/>
+      </w:pPr>
+    </w:lvl>
+    <w:lvl w:ilvl="7" w:tplc="04090019" w:tentative="1">
+      <w:start w:val="1"/>
+      <w:numFmt w:val="upperLetter"/>
+      <w:lvlText w:val="%8."/>
+      <w:lvlJc w:val="left"/>
+      <w:pPr>
+        <w:ind w:left="3600" w:hanging="400"/>
+      </w:pPr>
+    </w:lvl>
+    <w:lvl w:ilvl="8" w:tplc="0409001B" w:tentative="1">
+      <w:start w:val="1"/>
+      <w:numFmt w:val="lowerRoman"/>
+      <w:lvlText w:val="%9."/>
+      <w:lvlJc w:val="right"/>
+      <w:pPr>
+        <w:ind w:left="4000" w:hanging="400"/>
+      </w:pPr>
+    </w:lvl>
+  </w:abstractNum>
+  <w:abstractNum w:abstractNumId="6" w15:restartNumberingAfterBreak="0">
     <w:nsid w:val="5ADA17F7"/>
     <w:multiLevelType w:val="hybridMultilevel"/>
     <w:tmpl w:val="3AE6FD1C"/>
@@ -2012,7 +4161,7 @@
       </w:pPr>
     </w:lvl>
   </w:abstractNum>
-  <w:abstractNum w:abstractNumId="5" w15:restartNumberingAfterBreak="0">
+  <w:abstractNum w:abstractNumId="7" w15:restartNumberingAfterBreak="0">
     <w:nsid w:val="5C130679"/>
     <w:multiLevelType w:val="hybridMultilevel"/>
     <w:tmpl w:val="B002D896"/>
@@ -2098,7 +4247,7 @@
       </w:pPr>
     </w:lvl>
   </w:abstractNum>
-  <w:abstractNum w:abstractNumId="6" w15:restartNumberingAfterBreak="0">
+  <w:abstractNum w:abstractNumId="8" w15:restartNumberingAfterBreak="0">
     <w:nsid w:val="5E146EDC"/>
     <w:multiLevelType w:val="hybridMultilevel"/>
     <w:tmpl w:val="7A8E14C2"/>
@@ -2184,7 +4333,7 @@
       </w:pPr>
     </w:lvl>
   </w:abstractNum>
-  <w:abstractNum w:abstractNumId="7" w15:restartNumberingAfterBreak="0">
+  <w:abstractNum w:abstractNumId="9" w15:restartNumberingAfterBreak="0">
     <w:nsid w:val="66AC2CC3"/>
     <w:multiLevelType w:val="hybridMultilevel"/>
     <w:tmpl w:val="D972A702"/>
@@ -2297,29 +4446,150 @@
       </w:rPr>
     </w:lvl>
   </w:abstractNum>
+  <w:abstractNum w:abstractNumId="10" w15:restartNumberingAfterBreak="0">
+    <w:nsid w:val="741D5ACE"/>
+    <w:multiLevelType w:val="hybridMultilevel"/>
+    <w:tmpl w:val="CE4E0492"/>
+    <w:lvl w:ilvl="0" w:tplc="CB8E9DC4">
+      <w:numFmt w:val="bullet"/>
+      <w:lvlText w:val=""/>
+      <w:lvlJc w:val="left"/>
+      <w:pPr>
+        <w:ind w:left="720" w:hanging="360"/>
+      </w:pPr>
+      <w:rPr>
+        <w:rFonts w:ascii="Symbol" w:eastAsiaTheme="minorEastAsia" w:hAnsi="Symbol" w:cstheme="minorBidi" w:hint="default"/>
+      </w:rPr>
+    </w:lvl>
+    <w:lvl w:ilvl="1" w:tplc="04090003" w:tentative="1">
+      <w:start w:val="1"/>
+      <w:numFmt w:val="bullet"/>
+      <w:lvlText w:val="o"/>
+      <w:lvlJc w:val="left"/>
+      <w:pPr>
+        <w:ind w:left="1440" w:hanging="360"/>
+      </w:pPr>
+      <w:rPr>
+        <w:rFonts w:ascii="Courier New" w:hAnsi="Courier New" w:cs="Courier New" w:hint="default"/>
+      </w:rPr>
+    </w:lvl>
+    <w:lvl w:ilvl="2" w:tplc="04090005" w:tentative="1">
+      <w:start w:val="1"/>
+      <w:numFmt w:val="bullet"/>
+      <w:lvlText w:val=""/>
+      <w:lvlJc w:val="left"/>
+      <w:pPr>
+        <w:ind w:left="2160" w:hanging="360"/>
+      </w:pPr>
+      <w:rPr>
+        <w:rFonts w:ascii="Wingdings" w:hAnsi="Wingdings" w:hint="default"/>
+      </w:rPr>
+    </w:lvl>
+    <w:lvl w:ilvl="3" w:tplc="04090001" w:tentative="1">
+      <w:start w:val="1"/>
+      <w:numFmt w:val="bullet"/>
+      <w:lvlText w:val=""/>
+      <w:lvlJc w:val="left"/>
+      <w:pPr>
+        <w:ind w:left="2880" w:hanging="360"/>
+      </w:pPr>
+      <w:rPr>
+        <w:rFonts w:ascii="Symbol" w:hAnsi="Symbol" w:hint="default"/>
+      </w:rPr>
+    </w:lvl>
+    <w:lvl w:ilvl="4" w:tplc="04090003" w:tentative="1">
+      <w:start w:val="1"/>
+      <w:numFmt w:val="bullet"/>
+      <w:lvlText w:val="o"/>
+      <w:lvlJc w:val="left"/>
+      <w:pPr>
+        <w:ind w:left="3600" w:hanging="360"/>
+      </w:pPr>
+      <w:rPr>
+        <w:rFonts w:ascii="Courier New" w:hAnsi="Courier New" w:cs="Courier New" w:hint="default"/>
+      </w:rPr>
+    </w:lvl>
+    <w:lvl w:ilvl="5" w:tplc="04090005" w:tentative="1">
+      <w:start w:val="1"/>
+      <w:numFmt w:val="bullet"/>
+      <w:lvlText w:val=""/>
+      <w:lvlJc w:val="left"/>
+      <w:pPr>
+        <w:ind w:left="4320" w:hanging="360"/>
+      </w:pPr>
+      <w:rPr>
+        <w:rFonts w:ascii="Wingdings" w:hAnsi="Wingdings" w:hint="default"/>
+      </w:rPr>
+    </w:lvl>
+    <w:lvl w:ilvl="6" w:tplc="04090001" w:tentative="1">
+      <w:start w:val="1"/>
+      <w:numFmt w:val="bullet"/>
+      <w:lvlText w:val=""/>
+      <w:lvlJc w:val="left"/>
+      <w:pPr>
+        <w:ind w:left="5040" w:hanging="360"/>
+      </w:pPr>
+      <w:rPr>
+        <w:rFonts w:ascii="Symbol" w:hAnsi="Symbol" w:hint="default"/>
+      </w:rPr>
+    </w:lvl>
+    <w:lvl w:ilvl="7" w:tplc="04090003" w:tentative="1">
+      <w:start w:val="1"/>
+      <w:numFmt w:val="bullet"/>
+      <w:lvlText w:val="o"/>
+      <w:lvlJc w:val="left"/>
+      <w:pPr>
+        <w:ind w:left="5760" w:hanging="360"/>
+      </w:pPr>
+      <w:rPr>
+        <w:rFonts w:ascii="Courier New" w:hAnsi="Courier New" w:cs="Courier New" w:hint="default"/>
+      </w:rPr>
+    </w:lvl>
+    <w:lvl w:ilvl="8" w:tplc="04090005" w:tentative="1">
+      <w:start w:val="1"/>
+      <w:numFmt w:val="bullet"/>
+      <w:lvlText w:val=""/>
+      <w:lvlJc w:val="left"/>
+      <w:pPr>
+        <w:ind w:left="6480" w:hanging="360"/>
+      </w:pPr>
+      <w:rPr>
+        <w:rFonts w:ascii="Wingdings" w:hAnsi="Wingdings" w:hint="default"/>
+      </w:rPr>
+    </w:lvl>
+  </w:abstractNum>
   <w:num w:numId="1">
-    <w:abstractNumId w:val="5"/>
+    <w:abstractNumId w:val="7"/>
   </w:num>
   <w:num w:numId="2">
-    <w:abstractNumId w:val="4"/>
+    <w:abstractNumId w:val="6"/>
   </w:num>
   <w:num w:numId="3">
-    <w:abstractNumId w:val="7"/>
+    <w:abstractNumId w:val="9"/>
   </w:num>
   <w:num w:numId="4">
-    <w:abstractNumId w:val="6"/>
+    <w:abstractNumId w:val="8"/>
   </w:num>
   <w:num w:numId="5">
-    <w:abstractNumId w:val="2"/>
+    <w:abstractNumId w:val="3"/>
   </w:num>
   <w:num w:numId="6">
-    <w:abstractNumId w:val="3"/>
+    <w:abstractNumId w:val="4"/>
   </w:num>
   <w:num w:numId="7">
     <w:abstractNumId w:val="0"/>
   </w:num>
   <w:num w:numId="8">
+    <w:abstractNumId w:val="2"/>
+  </w:num>
+  <w:num w:numId="9">
+    <w:abstractNumId w:val="5"/>
+  </w:num>
+  <w:num w:numId="10">
     <w:abstractNumId w:val="1"/>
+  </w:num>
+  <w:num w:numId="11">
+    <w:abstractNumId w:val="10"/>
   </w:num>
 </w:numbering>
 </file>
@@ -2718,7 +4988,7 @@
   <w:style w:type="paragraph" w:default="1" w:styleId="a">
     <w:name w:val="Normal"/>
     <w:qFormat/>
-    <w:rsid w:val="001E0AB2"/>
+    <w:rsid w:val="00585264"/>
     <w:pPr>
       <w:widowControl w:val="0"/>
       <w:wordWrap w:val="0"/>
@@ -3232,7 +5502,7 @@
 </file>
 
 <file path=customXml/itemProps1.xml><?xml version="1.0" encoding="utf-8"?>
-<ds:datastoreItem xmlns:ds="http://schemas.openxmlformats.org/officeDocument/2006/customXml" ds:itemID="{7DAE84EA-3831-4A42-87D4-3AA1860D62AA}">
+<ds:datastoreItem xmlns:ds="http://schemas.openxmlformats.org/officeDocument/2006/customXml" ds:itemID="{BB0CEB00-B34C-4415-A03E-13962D7CF73A}">
   <ds:schemaRefs>
     <ds:schemaRef ds:uri="http://schemas.openxmlformats.org/officeDocument/2006/bibliography"/>
   </ds:schemaRefs>
